--- a/тз.docx
+++ b/тз.docx
@@ -436,6 +436,263 @@
           <w:szCs w:val="24"/>
         </w:rPr>
         <w:t>конец проекта.</w:t>
+      </w:r>
+    </w:p>
+    <w:p>
+      <w:pPr>
+        <w:pStyle w:val="a3"/>
+        <w:numPr>
+          <w:ilvl w:val="0"/>
+          <w:numId w:val="1"/>
+        </w:numPr>
+        <w:spacing w:line="259" w:lineRule="auto"/>
+        <w:rPr>
+          <w:rFonts w:ascii="Times New Roman" w:hAnsi="Times New Roman" w:cs="Times New Roman"/>
+          <w:sz w:val="28"/>
+          <w:szCs w:val="28"/>
+        </w:rPr>
+      </w:pPr>
+      <w:r>
+        <w:rPr>
+          <w:rFonts w:ascii="Times New Roman" w:hAnsi="Times New Roman" w:cs="Times New Roman"/>
+          <w:sz w:val="28"/>
+          <w:szCs w:val="28"/>
+        </w:rPr>
+        <w:t>назначение и цели создания (развития) системы:</w:t>
+      </w:r>
+    </w:p>
+    <w:p>
+      <w:pPr>
+        <w:pStyle w:val="a3"/>
+        <w:rPr>
+          <w:rFonts w:ascii="Times New Roman" w:hAnsi="Times New Roman" w:cs="Times New Roman"/>
+          <w:sz w:val="24"/>
+          <w:szCs w:val="24"/>
+        </w:rPr>
+      </w:pPr>
+      <w:r>
+        <w:rPr>
+          <w:rFonts w:ascii="Times New Roman" w:hAnsi="Times New Roman" w:cs="Times New Roman"/>
+          <w:sz w:val="24"/>
+          <w:szCs w:val="24"/>
+        </w:rPr>
+        <w:t xml:space="preserve">2.1 </w:t>
+      </w:r>
+      <w:r>
+        <w:rPr>
+          <w:rFonts w:ascii="Times New Roman" w:hAnsi="Times New Roman" w:cs="Times New Roman"/>
+          <w:sz w:val="24"/>
+          <w:szCs w:val="24"/>
+        </w:rPr>
+        <w:t>назначение системы</w:t>
+      </w:r>
+      <w:r>
+        <w:rPr>
+          <w:rFonts w:ascii="Times New Roman" w:hAnsi="Times New Roman" w:cs="Times New Roman"/>
+          <w:sz w:val="24"/>
+          <w:szCs w:val="24"/>
+        </w:rPr>
+        <w:t xml:space="preserve"> </w:t>
+      </w:r>
+      <w:r>
+        <w:rPr>
+          <w:rFonts w:ascii="Times New Roman" w:hAnsi="Times New Roman" w:cs="Times New Roman"/>
+          <w:sz w:val="24"/>
+          <w:szCs w:val="24"/>
+        </w:rPr>
+        <w:t>-</w:t>
+      </w:r>
+      <w:r>
+        <w:rPr>
+          <w:rFonts w:ascii="Times New Roman" w:hAnsi="Times New Roman" w:cs="Times New Roman"/>
+          <w:sz w:val="24"/>
+          <w:szCs w:val="24"/>
+        </w:rPr>
+        <w:t xml:space="preserve"> </w:t>
+      </w:r>
+      <w:r>
+        <w:rPr>
+          <w:rFonts w:ascii="Times New Roman" w:hAnsi="Times New Roman" w:cs="Times New Roman"/>
+          <w:sz w:val="24"/>
+          <w:szCs w:val="24"/>
+        </w:rPr>
+        <w:t>облегчение ведения учёта, хранения и накопления информации о</w:t>
+      </w:r>
+      <w:r>
+        <w:rPr>
+          <w:rFonts w:ascii="Times New Roman" w:hAnsi="Times New Roman" w:cs="Times New Roman"/>
+          <w:sz w:val="24"/>
+          <w:szCs w:val="24"/>
+        </w:rPr>
+        <w:t xml:space="preserve"> </w:t>
+      </w:r>
+      <w:r>
+        <w:rPr>
+          <w:rFonts w:ascii="Times New Roman" w:hAnsi="Times New Roman" w:cs="Times New Roman"/>
+          <w:sz w:val="24"/>
+          <w:szCs w:val="24"/>
+        </w:rPr>
+        <w:t>товар</w:t>
+      </w:r>
+      <w:r>
+        <w:rPr>
+          <w:rFonts w:ascii="Times New Roman" w:hAnsi="Times New Roman" w:cs="Times New Roman"/>
+          <w:sz w:val="24"/>
+          <w:szCs w:val="24"/>
+        </w:rPr>
+        <w:t>е (кол – во</w:t>
+      </w:r>
+      <w:r>
+        <w:rPr>
+          <w:rFonts w:ascii="Times New Roman" w:hAnsi="Times New Roman" w:cs="Times New Roman"/>
+          <w:sz w:val="24"/>
+          <w:szCs w:val="24"/>
+        </w:rPr>
+        <w:t>,</w:t>
+      </w:r>
+      <w:r>
+        <w:rPr>
+          <w:rFonts w:ascii="Times New Roman" w:hAnsi="Times New Roman" w:cs="Times New Roman"/>
+          <w:sz w:val="24"/>
+          <w:szCs w:val="24"/>
+        </w:rPr>
+        <w:t xml:space="preserve"> стоимость)</w:t>
+      </w:r>
+      <w:r>
+        <w:rPr>
+          <w:rFonts w:ascii="Times New Roman" w:hAnsi="Times New Roman" w:cs="Times New Roman"/>
+          <w:sz w:val="24"/>
+          <w:szCs w:val="24"/>
+        </w:rPr>
+        <w:t>, продажах</w:t>
+      </w:r>
+      <w:r>
+        <w:rPr>
+          <w:rFonts w:ascii="Times New Roman" w:hAnsi="Times New Roman" w:cs="Times New Roman"/>
+          <w:sz w:val="24"/>
+          <w:szCs w:val="24"/>
+        </w:rPr>
+        <w:t>.</w:t>
+      </w:r>
+    </w:p>
+    <w:p>
+      <w:pPr>
+        <w:pStyle w:val="a3"/>
+        <w:rPr>
+          <w:rFonts w:ascii="Times New Roman" w:hAnsi="Times New Roman" w:cs="Times New Roman"/>
+          <w:sz w:val="24"/>
+          <w:szCs w:val="24"/>
+        </w:rPr>
+      </w:pPr>
+      <w:r>
+        <w:rPr>
+          <w:rFonts w:ascii="Times New Roman" w:hAnsi="Times New Roman" w:cs="Times New Roman"/>
+          <w:sz w:val="24"/>
+          <w:szCs w:val="24"/>
+        </w:rPr>
+        <w:t>2.2 цели создания системы</w:t>
+      </w:r>
+      <w:r>
+        <w:rPr>
+          <w:rFonts w:ascii="Times New Roman" w:hAnsi="Times New Roman" w:cs="Times New Roman"/>
+          <w:sz w:val="24"/>
+          <w:szCs w:val="24"/>
+        </w:rPr>
+        <w:t xml:space="preserve"> – </w:t>
+      </w:r>
+    </w:p>
+    <w:p>
+      <w:pPr>
+        <w:pStyle w:val="a3"/>
+        <w:numPr>
+          <w:ilvl w:val="0"/>
+          <w:numId w:val="2"/>
+        </w:numPr>
+        <w:spacing w:line="259" w:lineRule="auto"/>
+        <w:rPr>
+          <w:rFonts w:ascii="Times New Roman" w:hAnsi="Times New Roman" w:cs="Times New Roman"/>
+          <w:sz w:val="24"/>
+          <w:szCs w:val="24"/>
+        </w:rPr>
+      </w:pPr>
+      <w:r>
+        <w:rPr>
+          <w:rFonts w:ascii="Times New Roman" w:hAnsi="Times New Roman" w:cs="Times New Roman"/>
+          <w:sz w:val="24"/>
+          <w:szCs w:val="24"/>
+        </w:rPr>
+        <w:t>Оптимизация бизнес-процессов. База данных позвол</w:t>
+      </w:r>
+      <w:r>
+        <w:rPr>
+          <w:rFonts w:ascii="Times New Roman" w:hAnsi="Times New Roman" w:cs="Times New Roman"/>
+          <w:sz w:val="24"/>
+          <w:szCs w:val="24"/>
+        </w:rPr>
+        <w:t>и</w:t>
+      </w:r>
+      <w:r>
+        <w:rPr>
+          <w:rFonts w:ascii="Times New Roman" w:hAnsi="Times New Roman" w:cs="Times New Roman"/>
+          <w:sz w:val="24"/>
+          <w:szCs w:val="24"/>
+        </w:rPr>
+        <w:t>т управлять</w:t>
+      </w:r>
+      <w:r>
+        <w:rPr>
+          <w:rFonts w:ascii="Times New Roman" w:hAnsi="Times New Roman" w:cs="Times New Roman"/>
+          <w:sz w:val="24"/>
+          <w:szCs w:val="24"/>
+        </w:rPr>
+        <w:t xml:space="preserve"> информацией об</w:t>
+      </w:r>
+      <w:r>
+        <w:rPr>
+          <w:rFonts w:ascii="Times New Roman" w:hAnsi="Times New Roman" w:cs="Times New Roman"/>
+          <w:sz w:val="24"/>
+          <w:szCs w:val="24"/>
+        </w:rPr>
+        <w:t xml:space="preserve"> товара</w:t>
+      </w:r>
+      <w:r>
+        <w:rPr>
+          <w:rFonts w:ascii="Times New Roman" w:hAnsi="Times New Roman" w:cs="Times New Roman"/>
+          <w:sz w:val="24"/>
+          <w:szCs w:val="24"/>
+        </w:rPr>
+        <w:t>х.</w:t>
+      </w:r>
+    </w:p>
+    <w:p>
+      <w:pPr>
+        <w:pStyle w:val="a3"/>
+        <w:numPr>
+          <w:ilvl w:val="0"/>
+          <w:numId w:val="2"/>
+        </w:numPr>
+        <w:spacing w:line="259" w:lineRule="auto"/>
+        <w:rPr>
+          <w:rFonts w:ascii="Times New Roman" w:hAnsi="Times New Roman" w:cs="Times New Roman"/>
+          <w:sz w:val="24"/>
+          <w:szCs w:val="24"/>
+        </w:rPr>
+      </w:pPr>
+      <w:r>
+        <w:rPr>
+          <w:rFonts w:ascii="Times New Roman" w:hAnsi="Times New Roman" w:cs="Times New Roman"/>
+          <w:sz w:val="24"/>
+          <w:szCs w:val="24"/>
+        </w:rPr>
+        <w:t>Расчёт прибыли. Автоматизация позволит сформировать любой отчёт: продажи конкретной продукции за конкретный период, статистику чеков, остатки склада</w:t>
+      </w:r>
+      <w:r>
+        <w:rPr>
+          <w:rFonts w:ascii="Times New Roman" w:hAnsi="Times New Roman" w:cs="Times New Roman"/>
+          <w:sz w:val="24"/>
+          <w:szCs w:val="24"/>
+        </w:rPr>
+        <w:t>.</w:t>
       </w:r>
     </w:p>
     <w:p>
@@ -550,8 +807,97 @@
       </w:pPr>
     </w:lvl>
   </w:abstractNum>
+  <w:abstractNum w:abstractNumId="1" w15:restartNumberingAfterBreak="0">
+    <w:nsid w:val="64B11661"/>
+    <w:multiLevelType w:val="hybridMultilevel"/>
+    <w:tmpl w:val="B70273EE"/>
+    <w:lvl w:ilvl="0" w:tplc="0419000F">
+      <w:start w:val="1"/>
+      <w:numFmt w:val="decimal"/>
+      <w:lvlText w:val="%1."/>
+      <w:lvlJc w:val="left"/>
+      <w:pPr>
+        <w:ind w:left="1440" w:hanging="360"/>
+      </w:pPr>
+    </w:lvl>
+    <w:lvl w:ilvl="1" w:tplc="04190019" w:tentative="1">
+      <w:start w:val="1"/>
+      <w:numFmt w:val="lowerLetter"/>
+      <w:lvlText w:val="%2."/>
+      <w:lvlJc w:val="left"/>
+      <w:pPr>
+        <w:ind w:left="2160" w:hanging="360"/>
+      </w:pPr>
+    </w:lvl>
+    <w:lvl w:ilvl="2" w:tplc="0419001B" w:tentative="1">
+      <w:start w:val="1"/>
+      <w:numFmt w:val="lowerRoman"/>
+      <w:lvlText w:val="%3."/>
+      <w:lvlJc w:val="right"/>
+      <w:pPr>
+        <w:ind w:left="2880" w:hanging="180"/>
+      </w:pPr>
+    </w:lvl>
+    <w:lvl w:ilvl="3" w:tplc="0419000F" w:tentative="1">
+      <w:start w:val="1"/>
+      <w:numFmt w:val="decimal"/>
+      <w:lvlText w:val="%4."/>
+      <w:lvlJc w:val="left"/>
+      <w:pPr>
+        <w:ind w:left="3600" w:hanging="360"/>
+      </w:pPr>
+    </w:lvl>
+    <w:lvl w:ilvl="4" w:tplc="04190019" w:tentative="1">
+      <w:start w:val="1"/>
+      <w:numFmt w:val="lowerLetter"/>
+      <w:lvlText w:val="%5."/>
+      <w:lvlJc w:val="left"/>
+      <w:pPr>
+        <w:ind w:left="4320" w:hanging="360"/>
+      </w:pPr>
+    </w:lvl>
+    <w:lvl w:ilvl="5" w:tplc="0419001B" w:tentative="1">
+      <w:start w:val="1"/>
+      <w:numFmt w:val="lowerRoman"/>
+      <w:lvlText w:val="%6."/>
+      <w:lvlJc w:val="right"/>
+      <w:pPr>
+        <w:ind w:left="5040" w:hanging="180"/>
+      </w:pPr>
+    </w:lvl>
+    <w:lvl w:ilvl="6" w:tplc="0419000F" w:tentative="1">
+      <w:start w:val="1"/>
+      <w:numFmt w:val="decimal"/>
+      <w:lvlText w:val="%7."/>
+      <w:lvlJc w:val="left"/>
+      <w:pPr>
+        <w:ind w:left="5760" w:hanging="360"/>
+      </w:pPr>
+    </w:lvl>
+    <w:lvl w:ilvl="7" w:tplc="04190019" w:tentative="1">
+      <w:start w:val="1"/>
+      <w:numFmt w:val="lowerLetter"/>
+      <w:lvlText w:val="%8."/>
+      <w:lvlJc w:val="left"/>
+      <w:pPr>
+        <w:ind w:left="6480" w:hanging="360"/>
+      </w:pPr>
+    </w:lvl>
+    <w:lvl w:ilvl="8" w:tplc="0419001B" w:tentative="1">
+      <w:start w:val="1"/>
+      <w:numFmt w:val="lowerRoman"/>
+      <w:lvlText w:val="%9."/>
+      <w:lvlJc w:val="right"/>
+      <w:pPr>
+        <w:ind w:left="7200" w:hanging="180"/>
+      </w:pPr>
+    </w:lvl>
+  </w:abstractNum>
   <w:num w:numId="1">
     <w:abstractNumId w:val="0"/>
+  </w:num>
+  <w:num w:numId="2">
+    <w:abstractNumId w:val="1"/>
   </w:num>
 </w:numbering>
 </file>

--- a/тз.docx
+++ b/тз.docx
@@ -345,25 +345,7 @@
           <w:sz w:val="24"/>
           <w:szCs w:val="24"/>
         </w:rPr>
-        <w:t xml:space="preserve"> порядок оформления и предъявления заказчику результатов работ по созданию системы (ее частей), по изготовлению и наладке отдельных средств (технических, программных, информационных) и программно-технических (</w:t>
-      </w:r>
-      <w:proofErr w:type="spellStart"/>
-      <w:r>
-        <w:rPr>
-          <w:rFonts w:ascii="Times New Roman" w:hAnsi="Times New Roman" w:cs="Times New Roman"/>
-          <w:sz w:val="24"/>
-          <w:szCs w:val="24"/>
-        </w:rPr>
-        <w:t>программнометодических</w:t>
-      </w:r>
-      <w:proofErr w:type="spellEnd"/>
-      <w:r>
-        <w:rPr>
-          <w:rFonts w:ascii="Times New Roman" w:hAnsi="Times New Roman" w:cs="Times New Roman"/>
-          <w:sz w:val="24"/>
-          <w:szCs w:val="24"/>
-        </w:rPr>
-        <w:t>) комплексов системы</w:t>
+        <w:t xml:space="preserve"> порядок оформления и предъявления заказчику результатов работ по созданию системы (ее частей), по изготовлению и наладке отдельных средств (технических, программных, информационных) и программно-технических (программнометодических) комплексов системы</w:t>
       </w:r>
       <w:r>
         <w:rPr>
@@ -698,12 +680,112 @@
     <w:p>
       <w:pPr>
         <w:pStyle w:val="a3"/>
-        <w:rPr>
-          <w:rFonts w:ascii="Times New Roman" w:hAnsi="Times New Roman" w:cs="Times New Roman"/>
-          <w:sz w:val="24"/>
-          <w:szCs w:val="24"/>
-        </w:rPr>
-      </w:pPr>
+        <w:numPr>
+          <w:ilvl w:val="0"/>
+          <w:numId w:val="1"/>
+        </w:numPr>
+        <w:spacing w:line="259" w:lineRule="auto"/>
+        <w:rPr>
+          <w:rFonts w:ascii="Times New Roman" w:hAnsi="Times New Roman" w:cs="Times New Roman"/>
+          <w:sz w:val="28"/>
+          <w:szCs w:val="28"/>
+        </w:rPr>
+      </w:pPr>
+      <w:r>
+        <w:rPr>
+          <w:rFonts w:ascii="Times New Roman" w:hAnsi="Times New Roman" w:cs="Times New Roman"/>
+          <w:sz w:val="28"/>
+          <w:szCs w:val="28"/>
+        </w:rPr>
+        <w:t>характеристика объектов автоматизации</w:t>
+      </w:r>
+      <w:r>
+        <w:rPr>
+          <w:rFonts w:ascii="Times New Roman" w:hAnsi="Times New Roman" w:cs="Times New Roman"/>
+          <w:sz w:val="28"/>
+          <w:szCs w:val="28"/>
+          <w:lang w:val="en-US"/>
+        </w:rPr>
+        <w:t>:</w:t>
+      </w:r>
+    </w:p>
+    <w:p>
+      <w:pPr>
+        <w:pStyle w:val="a3"/>
+        <w:numPr>
+          <w:ilvl w:val="0"/>
+          <w:numId w:val="3"/>
+        </w:numPr>
+        <w:spacing w:line="259" w:lineRule="auto"/>
+        <w:rPr>
+          <w:rFonts w:ascii="Times New Roman" w:hAnsi="Times New Roman" w:cs="Times New Roman"/>
+          <w:sz w:val="24"/>
+          <w:szCs w:val="24"/>
+        </w:rPr>
+      </w:pPr>
+      <w:r>
+        <w:rPr>
+          <w:rFonts w:ascii="Times New Roman" w:hAnsi="Times New Roman" w:cs="Times New Roman"/>
+          <w:sz w:val="24"/>
+          <w:szCs w:val="24"/>
+        </w:rPr>
+        <w:t xml:space="preserve">краткие сведения об объекте автоматизации </w:t>
+      </w:r>
+      <w:r>
+        <w:rPr>
+          <w:rFonts w:ascii="Times New Roman" w:hAnsi="Times New Roman" w:cs="Times New Roman"/>
+          <w:sz w:val="24"/>
+          <w:szCs w:val="24"/>
+        </w:rPr>
+        <w:t>– База данных, хранящая информацию о товаре.</w:t>
+      </w:r>
+    </w:p>
+    <w:p>
+      <w:pPr>
+        <w:pStyle w:val="a3"/>
+        <w:numPr>
+          <w:ilvl w:val="0"/>
+          <w:numId w:val="3"/>
+        </w:numPr>
+        <w:spacing w:line="259" w:lineRule="auto"/>
+        <w:rPr>
+          <w:rFonts w:ascii="Times New Roman" w:hAnsi="Times New Roman" w:cs="Times New Roman"/>
+          <w:sz w:val="24"/>
+          <w:szCs w:val="24"/>
+        </w:rPr>
+      </w:pPr>
+      <w:r>
+        <w:rPr>
+          <w:rFonts w:ascii="Times New Roman" w:hAnsi="Times New Roman" w:cs="Times New Roman"/>
+          <w:sz w:val="24"/>
+          <w:szCs w:val="24"/>
+        </w:rPr>
+        <w:t>сведения об условиях эксплуатации объекта автоматизации и характеристиках окружающей среды</w:t>
+      </w:r>
+      <w:r>
+        <w:rPr>
+          <w:rFonts w:ascii="Times New Roman" w:hAnsi="Times New Roman" w:cs="Times New Roman"/>
+          <w:sz w:val="24"/>
+          <w:szCs w:val="24"/>
+        </w:rPr>
+        <w:t xml:space="preserve"> - </w:t>
+      </w:r>
+      <w:r>
+        <w:rPr>
+          <w:rFonts w:ascii="Times New Roman" w:hAnsi="Times New Roman" w:cs="Times New Roman"/>
+          <w:sz w:val="24"/>
+          <w:szCs w:val="24"/>
+        </w:rPr>
+        <w:t>ГОСТ 21552-84 «Средства вычислительной техники. Общие технические требования, приёмка, методы испытаний, маркировка, упаковка, транспортировка, хранение»</w:t>
+      </w:r>
+      <w:r>
+        <w:rPr>
+          <w:rFonts w:ascii="Times New Roman" w:hAnsi="Times New Roman" w:cs="Times New Roman"/>
+          <w:sz w:val="24"/>
+          <w:szCs w:val="24"/>
+        </w:rPr>
+        <w:t>.</w:t>
+      </w:r>
     </w:p>
     <w:p/>
     <w:sectPr>
@@ -808,6 +890,95 @@
     </w:lvl>
   </w:abstractNum>
   <w:abstractNum w:abstractNumId="1" w15:restartNumberingAfterBreak="0">
+    <w:nsid w:val="1BB64880"/>
+    <w:multiLevelType w:val="hybridMultilevel"/>
+    <w:tmpl w:val="5892531C"/>
+    <w:lvl w:ilvl="0" w:tplc="FB080C1E">
+      <w:start w:val="1"/>
+      <w:numFmt w:val="decimal"/>
+      <w:lvlText w:val="%1)"/>
+      <w:lvlJc w:val="left"/>
+      <w:pPr>
+        <w:ind w:left="1080" w:hanging="360"/>
+      </w:pPr>
+      <w:rPr>
+        <w:rFonts w:hint="default"/>
+      </w:rPr>
+    </w:lvl>
+    <w:lvl w:ilvl="1" w:tplc="04190019" w:tentative="1">
+      <w:start w:val="1"/>
+      <w:numFmt w:val="lowerLetter"/>
+      <w:lvlText w:val="%2."/>
+      <w:lvlJc w:val="left"/>
+      <w:pPr>
+        <w:ind w:left="1800" w:hanging="360"/>
+      </w:pPr>
+    </w:lvl>
+    <w:lvl w:ilvl="2" w:tplc="0419001B" w:tentative="1">
+      <w:start w:val="1"/>
+      <w:numFmt w:val="lowerRoman"/>
+      <w:lvlText w:val="%3."/>
+      <w:lvlJc w:val="right"/>
+      <w:pPr>
+        <w:ind w:left="2520" w:hanging="180"/>
+      </w:pPr>
+    </w:lvl>
+    <w:lvl w:ilvl="3" w:tplc="0419000F" w:tentative="1">
+      <w:start w:val="1"/>
+      <w:numFmt w:val="decimal"/>
+      <w:lvlText w:val="%4."/>
+      <w:lvlJc w:val="left"/>
+      <w:pPr>
+        <w:ind w:left="3240" w:hanging="360"/>
+      </w:pPr>
+    </w:lvl>
+    <w:lvl w:ilvl="4" w:tplc="04190019" w:tentative="1">
+      <w:start w:val="1"/>
+      <w:numFmt w:val="lowerLetter"/>
+      <w:lvlText w:val="%5."/>
+      <w:lvlJc w:val="left"/>
+      <w:pPr>
+        <w:ind w:left="3960" w:hanging="360"/>
+      </w:pPr>
+    </w:lvl>
+    <w:lvl w:ilvl="5" w:tplc="0419001B" w:tentative="1">
+      <w:start w:val="1"/>
+      <w:numFmt w:val="lowerRoman"/>
+      <w:lvlText w:val="%6."/>
+      <w:lvlJc w:val="right"/>
+      <w:pPr>
+        <w:ind w:left="4680" w:hanging="180"/>
+      </w:pPr>
+    </w:lvl>
+    <w:lvl w:ilvl="6" w:tplc="0419000F" w:tentative="1">
+      <w:start w:val="1"/>
+      <w:numFmt w:val="decimal"/>
+      <w:lvlText w:val="%7."/>
+      <w:lvlJc w:val="left"/>
+      <w:pPr>
+        <w:ind w:left="5400" w:hanging="360"/>
+      </w:pPr>
+    </w:lvl>
+    <w:lvl w:ilvl="7" w:tplc="04190019" w:tentative="1">
+      <w:start w:val="1"/>
+      <w:numFmt w:val="lowerLetter"/>
+      <w:lvlText w:val="%8."/>
+      <w:lvlJc w:val="left"/>
+      <w:pPr>
+        <w:ind w:left="6120" w:hanging="360"/>
+      </w:pPr>
+    </w:lvl>
+    <w:lvl w:ilvl="8" w:tplc="0419001B" w:tentative="1">
+      <w:start w:val="1"/>
+      <w:numFmt w:val="lowerRoman"/>
+      <w:lvlText w:val="%9."/>
+      <w:lvlJc w:val="right"/>
+      <w:pPr>
+        <w:ind w:left="6840" w:hanging="180"/>
+      </w:pPr>
+    </w:lvl>
+  </w:abstractNum>
+  <w:abstractNum w:abstractNumId="2" w15:restartNumberingAfterBreak="0">
     <w:nsid w:val="64B11661"/>
     <w:multiLevelType w:val="hybridMultilevel"/>
     <w:tmpl w:val="B70273EE"/>
@@ -897,6 +1068,9 @@
     <w:abstractNumId w:val="0"/>
   </w:num>
   <w:num w:numId="2">
+    <w:abstractNumId w:val="2"/>
+  </w:num>
+  <w:num w:numId="3">
     <w:abstractNumId w:val="1"/>
   </w:num>
 </w:numbering>

--- a/тз.docx
+++ b/тз.docx
@@ -345,7 +345,25 @@
           <w:sz w:val="24"/>
           <w:szCs w:val="24"/>
         </w:rPr>
-        <w:t xml:space="preserve"> порядок оформления и предъявления заказчику результатов работ по созданию системы (ее частей), по изготовлению и наладке отдельных средств (технических, программных, информационных) и программно-технических (программнометодических) комплексов системы</w:t>
+        <w:t xml:space="preserve"> порядок оформления и предъявления заказчику результатов работ по созданию системы (ее частей), по изготовлению и наладке отдельных средств (технических, программных, информационных) и программно-технических (</w:t>
+      </w:r>
+      <w:proofErr w:type="spellStart"/>
+      <w:r>
+        <w:rPr>
+          <w:rFonts w:ascii="Times New Roman" w:hAnsi="Times New Roman" w:cs="Times New Roman"/>
+          <w:sz w:val="24"/>
+          <w:szCs w:val="24"/>
+        </w:rPr>
+        <w:t>программнометодических</w:t>
+      </w:r>
+      <w:proofErr w:type="spellEnd"/>
+      <w:r>
+        <w:rPr>
+          <w:rFonts w:ascii="Times New Roman" w:hAnsi="Times New Roman" w:cs="Times New Roman"/>
+          <w:sz w:val="24"/>
+          <w:szCs w:val="24"/>
+        </w:rPr>
+        <w:t>) комплексов системы</w:t>
       </w:r>
       <w:r>
         <w:rPr>
@@ -787,7 +805,837 @@
         <w:t>.</w:t>
       </w:r>
     </w:p>
-    <w:p/>
+    <w:p>
+      <w:pPr>
+        <w:ind w:left="720"/>
+        <w:rPr>
+          <w:rFonts w:ascii="Times New Roman" w:hAnsi="Times New Roman" w:cs="Times New Roman"/>
+          <w:sz w:val="28"/>
+          <w:szCs w:val="28"/>
+        </w:rPr>
+      </w:pPr>
+      <w:r>
+        <w:rPr>
+          <w:rFonts w:ascii="Times New Roman" w:hAnsi="Times New Roman" w:cs="Times New Roman"/>
+          <w:sz w:val="28"/>
+          <w:szCs w:val="28"/>
+        </w:rPr>
+        <w:t>4)</w:t>
+      </w:r>
+      <w:r>
+        <w:rPr>
+          <w:rFonts w:ascii="Times New Roman" w:hAnsi="Times New Roman" w:cs="Times New Roman"/>
+          <w:sz w:val="28"/>
+          <w:szCs w:val="28"/>
+        </w:rPr>
+        <w:t>требования к системе</w:t>
+      </w:r>
+      <w:r>
+        <w:rPr>
+          <w:rFonts w:ascii="Times New Roman" w:hAnsi="Times New Roman" w:cs="Times New Roman"/>
+          <w:sz w:val="28"/>
+          <w:szCs w:val="28"/>
+          <w:lang w:val="en-US"/>
+        </w:rPr>
+        <w:t>:</w:t>
+      </w:r>
+    </w:p>
+    <w:p>
+      <w:pPr>
+        <w:pStyle w:val="a3"/>
+        <w:rPr>
+          <w:rFonts w:ascii="Times New Roman" w:hAnsi="Times New Roman" w:cs="Times New Roman"/>
+          <w:sz w:val="24"/>
+          <w:szCs w:val="24"/>
+        </w:rPr>
+      </w:pPr>
+      <w:r>
+        <w:rPr>
+          <w:rFonts w:ascii="Times New Roman" w:hAnsi="Times New Roman" w:cs="Times New Roman"/>
+          <w:sz w:val="24"/>
+          <w:szCs w:val="24"/>
+        </w:rPr>
+        <w:t>4.1</w:t>
+      </w:r>
+      <w:r>
+        <w:rPr>
+          <w:rFonts w:ascii="Times New Roman" w:hAnsi="Times New Roman" w:cs="Times New Roman"/>
+          <w:sz w:val="24"/>
+          <w:szCs w:val="24"/>
+        </w:rPr>
+        <w:t xml:space="preserve"> требования к системе в целом</w:t>
+      </w:r>
+    </w:p>
+    <w:p>
+      <w:pPr>
+        <w:pStyle w:val="a3"/>
+        <w:rPr>
+          <w:rFonts w:ascii="Times New Roman" w:hAnsi="Times New Roman" w:cs="Times New Roman"/>
+          <w:sz w:val="24"/>
+          <w:szCs w:val="24"/>
+        </w:rPr>
+      </w:pPr>
+      <w:r>
+        <w:rPr>
+          <w:rFonts w:ascii="Times New Roman" w:hAnsi="Times New Roman" w:cs="Times New Roman"/>
+          <w:sz w:val="24"/>
+          <w:szCs w:val="24"/>
+        </w:rPr>
+        <w:t>4.1.2</w:t>
+      </w:r>
+      <w:r>
+        <w:rPr>
+          <w:rFonts w:ascii="Times New Roman" w:hAnsi="Times New Roman" w:cs="Times New Roman"/>
+          <w:sz w:val="24"/>
+          <w:szCs w:val="24"/>
+        </w:rPr>
+        <w:t xml:space="preserve"> требования к надежности</w:t>
+      </w:r>
+      <w:r>
+        <w:rPr>
+          <w:rFonts w:ascii="Times New Roman" w:hAnsi="Times New Roman" w:cs="Times New Roman"/>
+          <w:sz w:val="24"/>
+          <w:szCs w:val="24"/>
+        </w:rPr>
+        <w:t xml:space="preserve"> - н</w:t>
+      </w:r>
+      <w:r>
+        <w:rPr>
+          <w:rFonts w:ascii="Times New Roman" w:hAnsi="Times New Roman" w:cs="Times New Roman"/>
+          <w:sz w:val="24"/>
+          <w:szCs w:val="24"/>
+        </w:rPr>
+        <w:t>изкая вероятность потери работоспособности,</w:t>
+      </w:r>
+      <w:r>
+        <w:rPr>
+          <w:rFonts w:ascii="Times New Roman" w:hAnsi="Times New Roman" w:cs="Times New Roman"/>
+          <w:sz w:val="24"/>
+          <w:szCs w:val="24"/>
+        </w:rPr>
+        <w:t xml:space="preserve"> </w:t>
+      </w:r>
+      <w:r>
+        <w:rPr>
+          <w:rFonts w:ascii="Times New Roman" w:hAnsi="Times New Roman" w:cs="Times New Roman"/>
+          <w:sz w:val="24"/>
+          <w:szCs w:val="24"/>
+        </w:rPr>
+        <w:t>в</w:t>
+      </w:r>
+      <w:r>
+        <w:rPr>
+          <w:rFonts w:ascii="Times New Roman" w:hAnsi="Times New Roman" w:cs="Times New Roman"/>
+          <w:sz w:val="24"/>
+          <w:szCs w:val="24"/>
+        </w:rPr>
+        <w:t>озможность восстановления согласованного состояния</w:t>
+      </w:r>
+      <w:r>
+        <w:rPr>
+          <w:rFonts w:ascii="Times New Roman" w:hAnsi="Times New Roman" w:cs="Times New Roman"/>
+          <w:sz w:val="24"/>
+          <w:szCs w:val="24"/>
+        </w:rPr>
+        <w:t>.</w:t>
+      </w:r>
+    </w:p>
+    <w:p>
+      <w:pPr>
+        <w:pStyle w:val="a3"/>
+        <w:rPr>
+          <w:rFonts w:ascii="Times New Roman" w:hAnsi="Times New Roman" w:cs="Times New Roman"/>
+          <w:sz w:val="24"/>
+          <w:szCs w:val="24"/>
+        </w:rPr>
+      </w:pPr>
+      <w:r>
+        <w:rPr>
+          <w:rFonts w:ascii="Times New Roman" w:hAnsi="Times New Roman" w:cs="Times New Roman"/>
+          <w:sz w:val="24"/>
+          <w:szCs w:val="24"/>
+        </w:rPr>
+        <w:t>4.1.3</w:t>
+      </w:r>
+      <w:r>
+        <w:rPr>
+          <w:rFonts w:ascii="Times New Roman" w:hAnsi="Times New Roman" w:cs="Times New Roman"/>
+          <w:sz w:val="24"/>
+          <w:szCs w:val="24"/>
+        </w:rPr>
+        <w:t xml:space="preserve"> требования безопасности</w:t>
+      </w:r>
+      <w:r>
+        <w:rPr>
+          <w:rFonts w:ascii="Times New Roman" w:hAnsi="Times New Roman" w:cs="Times New Roman"/>
+          <w:sz w:val="24"/>
+          <w:szCs w:val="24"/>
+        </w:rPr>
+        <w:t xml:space="preserve"> - ф</w:t>
+      </w:r>
+      <w:r>
+        <w:rPr>
+          <w:rFonts w:ascii="Times New Roman" w:hAnsi="Times New Roman" w:cs="Times New Roman"/>
+          <w:sz w:val="24"/>
+          <w:szCs w:val="24"/>
+        </w:rPr>
+        <w:t xml:space="preserve">изическая безопасность, </w:t>
+      </w:r>
+      <w:r>
+        <w:rPr>
+          <w:rFonts w:ascii="Times New Roman" w:hAnsi="Times New Roman" w:cs="Times New Roman"/>
+          <w:sz w:val="24"/>
+          <w:szCs w:val="24"/>
+        </w:rPr>
+        <w:t>о</w:t>
+      </w:r>
+      <w:r>
+        <w:rPr>
+          <w:rFonts w:ascii="Times New Roman" w:hAnsi="Times New Roman" w:cs="Times New Roman"/>
+          <w:sz w:val="24"/>
+          <w:szCs w:val="24"/>
+        </w:rPr>
+        <w:t xml:space="preserve">бучение сотрудников, </w:t>
+      </w:r>
+      <w:r>
+        <w:rPr>
+          <w:rFonts w:ascii="Times New Roman" w:hAnsi="Times New Roman" w:cs="Times New Roman"/>
+          <w:sz w:val="24"/>
+          <w:szCs w:val="24"/>
+        </w:rPr>
+        <w:t>б</w:t>
+      </w:r>
+      <w:r>
+        <w:rPr>
+          <w:rFonts w:ascii="Times New Roman" w:hAnsi="Times New Roman" w:cs="Times New Roman"/>
+          <w:sz w:val="24"/>
+          <w:szCs w:val="24"/>
+        </w:rPr>
+        <w:t>езопасность программного обеспечения базы данных.</w:t>
+      </w:r>
+    </w:p>
+    <w:p>
+      <w:pPr>
+        <w:pStyle w:val="a3"/>
+        <w:rPr>
+          <w:rFonts w:ascii="Times New Roman" w:hAnsi="Times New Roman" w:cs="Times New Roman"/>
+          <w:sz w:val="24"/>
+          <w:szCs w:val="24"/>
+        </w:rPr>
+      </w:pPr>
+      <w:r>
+        <w:rPr>
+          <w:rFonts w:ascii="Times New Roman" w:hAnsi="Times New Roman" w:cs="Times New Roman"/>
+          <w:sz w:val="24"/>
+          <w:szCs w:val="24"/>
+        </w:rPr>
+        <w:t>4.1.4 требования к эргономике и технической эстетике</w:t>
+      </w:r>
+      <w:r>
+        <w:rPr>
+          <w:rFonts w:ascii="Times New Roman" w:hAnsi="Times New Roman" w:cs="Times New Roman"/>
+          <w:sz w:val="24"/>
+          <w:szCs w:val="24"/>
+        </w:rPr>
+        <w:t xml:space="preserve"> - п</w:t>
+      </w:r>
+      <w:r>
+        <w:rPr>
+          <w:rFonts w:ascii="Times New Roman" w:hAnsi="Times New Roman" w:cs="Times New Roman"/>
+          <w:sz w:val="24"/>
+          <w:szCs w:val="24"/>
+        </w:rPr>
+        <w:t>онятность и удобство интерфейса</w:t>
+      </w:r>
+      <w:r>
+        <w:rPr>
+          <w:rFonts w:ascii="Times New Roman" w:hAnsi="Times New Roman" w:cs="Times New Roman"/>
+          <w:sz w:val="24"/>
+          <w:szCs w:val="24"/>
+        </w:rPr>
+        <w:t>.</w:t>
+      </w:r>
+    </w:p>
+    <w:p>
+      <w:pPr>
+        <w:pStyle w:val="a3"/>
+        <w:rPr>
+          <w:rFonts w:ascii="Times New Roman" w:hAnsi="Times New Roman" w:cs="Times New Roman"/>
+          <w:sz w:val="24"/>
+          <w:szCs w:val="24"/>
+        </w:rPr>
+      </w:pPr>
+      <w:r>
+        <w:rPr>
+          <w:rFonts w:ascii="Times New Roman" w:hAnsi="Times New Roman" w:cs="Times New Roman"/>
+          <w:sz w:val="24"/>
+          <w:szCs w:val="24"/>
+        </w:rPr>
+        <w:t>4.1.5 требования к транспортабельности для подвижных АС</w:t>
+      </w:r>
+      <w:r>
+        <w:rPr>
+          <w:rFonts w:ascii="Times New Roman" w:hAnsi="Times New Roman" w:cs="Times New Roman"/>
+          <w:sz w:val="24"/>
+          <w:szCs w:val="24"/>
+        </w:rPr>
+        <w:t xml:space="preserve"> </w:t>
+      </w:r>
+      <w:r>
+        <w:rPr>
+          <w:rFonts w:ascii="Times New Roman" w:hAnsi="Times New Roman" w:cs="Times New Roman"/>
+          <w:sz w:val="24"/>
+          <w:szCs w:val="24"/>
+        </w:rPr>
+        <w:t>- ГОСТ 34.602-2020. </w:t>
+      </w:r>
+    </w:p>
+    <w:p>
+      <w:pPr>
+        <w:pStyle w:val="a3"/>
+        <w:rPr>
+          <w:rFonts w:ascii="Times New Roman" w:hAnsi="Times New Roman" w:cs="Times New Roman"/>
+          <w:sz w:val="24"/>
+          <w:szCs w:val="24"/>
+        </w:rPr>
+      </w:pPr>
+      <w:r>
+        <w:rPr>
+          <w:rFonts w:ascii="Times New Roman" w:hAnsi="Times New Roman" w:cs="Times New Roman"/>
+          <w:sz w:val="24"/>
+          <w:szCs w:val="24"/>
+        </w:rPr>
+        <w:t>4.1.6 требования к эксплуатации, техническому обслуживанию, ремонту и хранению компонентов системы</w:t>
+      </w:r>
+      <w:r>
+        <w:rPr>
+          <w:rFonts w:ascii="Times New Roman" w:hAnsi="Times New Roman" w:cs="Times New Roman"/>
+          <w:sz w:val="24"/>
+          <w:szCs w:val="24"/>
+        </w:rPr>
+        <w:t xml:space="preserve"> - п</w:t>
+      </w:r>
+      <w:r>
+        <w:rPr>
+          <w:rFonts w:ascii="Times New Roman" w:hAnsi="Times New Roman" w:cs="Times New Roman"/>
+          <w:sz w:val="24"/>
+          <w:szCs w:val="24"/>
+        </w:rPr>
+        <w:t>ериодическое техническое обслуживание.</w:t>
+      </w:r>
+    </w:p>
+    <w:p>
+      <w:pPr>
+        <w:pStyle w:val="a3"/>
+        <w:rPr>
+          <w:rFonts w:ascii="Times New Roman" w:hAnsi="Times New Roman" w:cs="Times New Roman"/>
+          <w:sz w:val="24"/>
+          <w:szCs w:val="24"/>
+        </w:rPr>
+      </w:pPr>
+      <w:r>
+        <w:rPr>
+          <w:rFonts w:ascii="Times New Roman" w:hAnsi="Times New Roman" w:cs="Times New Roman"/>
+          <w:sz w:val="24"/>
+          <w:szCs w:val="24"/>
+        </w:rPr>
+        <w:lastRenderedPageBreak/>
+        <w:t>4.1.7 требования к защите информации от несанкционированного доступа</w:t>
+      </w:r>
+      <w:r>
+        <w:rPr>
+          <w:rFonts w:ascii="Times New Roman" w:hAnsi="Times New Roman" w:cs="Times New Roman"/>
+          <w:sz w:val="24"/>
+          <w:szCs w:val="24"/>
+        </w:rPr>
+        <w:t xml:space="preserve"> - </w:t>
+      </w:r>
+      <w:r>
+        <w:rPr>
+          <w:rFonts w:ascii="Times New Roman" w:hAnsi="Times New Roman" w:cs="Times New Roman"/>
+          <w:sz w:val="24"/>
+          <w:szCs w:val="24"/>
+        </w:rPr>
+        <w:t>ф</w:t>
+      </w:r>
+      <w:r>
+        <w:rPr>
+          <w:rFonts w:ascii="Times New Roman" w:hAnsi="Times New Roman" w:cs="Times New Roman"/>
+          <w:sz w:val="24"/>
+          <w:szCs w:val="24"/>
+        </w:rPr>
+        <w:t xml:space="preserve">изическая защита, </w:t>
+      </w:r>
+      <w:r>
+        <w:rPr>
+          <w:rFonts w:ascii="Times New Roman" w:hAnsi="Times New Roman" w:cs="Times New Roman"/>
+          <w:sz w:val="24"/>
+          <w:szCs w:val="24"/>
+        </w:rPr>
+        <w:t>о</w:t>
+      </w:r>
+      <w:r>
+        <w:rPr>
+          <w:rFonts w:ascii="Times New Roman" w:hAnsi="Times New Roman" w:cs="Times New Roman"/>
+          <w:sz w:val="24"/>
+          <w:szCs w:val="24"/>
+        </w:rPr>
+        <w:t>бучение пользователей основам информационной безопасности</w:t>
+      </w:r>
+    </w:p>
+    <w:p>
+      <w:pPr>
+        <w:pStyle w:val="a3"/>
+        <w:rPr>
+          <w:rFonts w:ascii="Times New Roman" w:hAnsi="Times New Roman" w:cs="Times New Roman"/>
+          <w:sz w:val="24"/>
+          <w:szCs w:val="24"/>
+        </w:rPr>
+      </w:pPr>
+      <w:r>
+        <w:rPr>
+          <w:rFonts w:ascii="Times New Roman" w:hAnsi="Times New Roman" w:cs="Times New Roman"/>
+          <w:sz w:val="24"/>
+          <w:szCs w:val="24"/>
+        </w:rPr>
+        <w:t>4.1.8 требования по сохранности информации при авариях требования к защите от влияния внешних воздействии</w:t>
+      </w:r>
+      <w:r>
+        <w:rPr>
+          <w:rFonts w:ascii="Times New Roman" w:hAnsi="Times New Roman" w:cs="Times New Roman"/>
+          <w:sz w:val="24"/>
+          <w:szCs w:val="24"/>
+        </w:rPr>
+        <w:t xml:space="preserve"> - д</w:t>
+      </w:r>
+      <w:r>
+        <w:rPr>
+          <w:rFonts w:ascii="Times New Roman" w:hAnsi="Times New Roman" w:cs="Times New Roman"/>
+          <w:sz w:val="24"/>
+          <w:szCs w:val="24"/>
+        </w:rPr>
+        <w:t>олговременное архивирование данных и файлов, размещаемых на серверной части системы, для обеспечения сохранности данных в случае форс-мажорных обстоятельств</w:t>
+      </w:r>
+      <w:r>
+        <w:rPr>
+          <w:rFonts w:ascii="Times New Roman" w:hAnsi="Times New Roman" w:cs="Times New Roman"/>
+          <w:sz w:val="24"/>
+          <w:szCs w:val="24"/>
+        </w:rPr>
+        <w:t>.</w:t>
+      </w:r>
+    </w:p>
+    <w:p>
+      <w:pPr>
+        <w:pStyle w:val="a3"/>
+        <w:rPr>
+          <w:rFonts w:ascii="Times New Roman" w:hAnsi="Times New Roman" w:cs="Times New Roman"/>
+          <w:sz w:val="24"/>
+          <w:szCs w:val="24"/>
+        </w:rPr>
+      </w:pPr>
+      <w:r>
+        <w:rPr>
+          <w:rFonts w:ascii="Times New Roman" w:hAnsi="Times New Roman" w:cs="Times New Roman"/>
+          <w:sz w:val="24"/>
+          <w:szCs w:val="24"/>
+        </w:rPr>
+        <w:t>4.2 требования к функциям (задачам), выполняемым системой</w:t>
+      </w:r>
+    </w:p>
+    <w:p>
+      <w:pPr>
+        <w:pStyle w:val="a3"/>
+        <w:rPr>
+          <w:rFonts w:ascii="Times New Roman" w:hAnsi="Times New Roman" w:cs="Times New Roman"/>
+          <w:sz w:val="24"/>
+          <w:szCs w:val="24"/>
+        </w:rPr>
+      </w:pPr>
+      <w:r>
+        <w:rPr>
+          <w:rFonts w:ascii="Times New Roman" w:hAnsi="Times New Roman" w:cs="Times New Roman"/>
+          <w:sz w:val="24"/>
+          <w:szCs w:val="24"/>
+        </w:rPr>
+        <w:t>4.2.1 по каждой подсистеме перечень функций, задач или их комплексов (в том числе обеспечивающих взаимодействие частей системы), подлежащих автоматизации</w:t>
+      </w:r>
+      <w:r>
+        <w:rPr>
+          <w:rFonts w:ascii="Times New Roman" w:hAnsi="Times New Roman" w:cs="Times New Roman"/>
+          <w:sz w:val="24"/>
+          <w:szCs w:val="24"/>
+        </w:rPr>
+        <w:t xml:space="preserve"> – База данных хранит информацию о товаре.</w:t>
+      </w:r>
+    </w:p>
+    <w:p>
+      <w:pPr>
+        <w:pStyle w:val="a3"/>
+        <w:rPr>
+          <w:rFonts w:ascii="Times New Roman" w:hAnsi="Times New Roman" w:cs="Times New Roman"/>
+          <w:sz w:val="24"/>
+          <w:szCs w:val="24"/>
+        </w:rPr>
+      </w:pPr>
+      <w:r>
+        <w:rPr>
+          <w:rFonts w:ascii="Times New Roman" w:hAnsi="Times New Roman" w:cs="Times New Roman"/>
+          <w:sz w:val="24"/>
+          <w:szCs w:val="24"/>
+        </w:rPr>
+        <w:t>4.3 требования к видам обеспечения</w:t>
+      </w:r>
+    </w:p>
+    <w:p>
+      <w:pPr>
+        <w:pStyle w:val="a3"/>
+        <w:rPr>
+          <w:rFonts w:ascii="Times New Roman" w:hAnsi="Times New Roman" w:cs="Times New Roman"/>
+          <w:sz w:val="24"/>
+          <w:szCs w:val="24"/>
+        </w:rPr>
+      </w:pPr>
+      <w:r>
+        <w:rPr>
+          <w:rFonts w:ascii="Times New Roman" w:hAnsi="Times New Roman" w:cs="Times New Roman"/>
+          <w:sz w:val="24"/>
+          <w:szCs w:val="24"/>
+        </w:rPr>
+        <w:t>4.3.1 требования для информационного обеспечения системы</w:t>
+      </w:r>
+    </w:p>
+    <w:p>
+      <w:pPr>
+        <w:pStyle w:val="a3"/>
+        <w:rPr>
+          <w:rFonts w:ascii="Times New Roman" w:hAnsi="Times New Roman" w:cs="Times New Roman"/>
+          <w:sz w:val="24"/>
+          <w:szCs w:val="24"/>
+        </w:rPr>
+      </w:pPr>
+      <w:r>
+        <w:rPr>
+          <w:rFonts w:ascii="Times New Roman" w:hAnsi="Times New Roman" w:cs="Times New Roman"/>
+          <w:sz w:val="24"/>
+          <w:szCs w:val="24"/>
+        </w:rPr>
+        <w:t>1) к составу, структуре и способам организации данных в системе</w:t>
+      </w:r>
+      <w:r>
+        <w:rPr>
+          <w:rFonts w:ascii="Times New Roman" w:hAnsi="Times New Roman" w:cs="Times New Roman"/>
+          <w:sz w:val="24"/>
+          <w:szCs w:val="24"/>
+        </w:rPr>
+        <w:t xml:space="preserve"> - </w:t>
+      </w:r>
+      <w:r>
+        <w:rPr>
+          <w:rFonts w:ascii="Times New Roman" w:hAnsi="Times New Roman" w:cs="Times New Roman"/>
+          <w:sz w:val="24"/>
+          <w:szCs w:val="24"/>
+        </w:rPr>
+        <w:t>Использование современных технологий для хранения данных</w:t>
+      </w:r>
+      <w:r>
+        <w:rPr>
+          <w:rFonts w:ascii="Times New Roman" w:hAnsi="Times New Roman" w:cs="Times New Roman"/>
+          <w:sz w:val="24"/>
+          <w:szCs w:val="24"/>
+        </w:rPr>
+        <w:t>.</w:t>
+      </w:r>
+    </w:p>
+    <w:p>
+      <w:pPr>
+        <w:pStyle w:val="a3"/>
+        <w:rPr>
+          <w:rFonts w:ascii="Times New Roman" w:hAnsi="Times New Roman" w:cs="Times New Roman"/>
+          <w:sz w:val="24"/>
+          <w:szCs w:val="24"/>
+        </w:rPr>
+      </w:pPr>
+      <w:r>
+        <w:rPr>
+          <w:rFonts w:ascii="Times New Roman" w:hAnsi="Times New Roman" w:cs="Times New Roman"/>
+          <w:sz w:val="24"/>
+          <w:szCs w:val="24"/>
+        </w:rPr>
+        <w:t>4.3.2 Требования для лингвистического обеспечения системы</w:t>
+      </w:r>
+      <w:r>
+        <w:rPr>
+          <w:rFonts w:ascii="Times New Roman" w:hAnsi="Times New Roman" w:cs="Times New Roman"/>
+          <w:sz w:val="24"/>
+          <w:szCs w:val="24"/>
+        </w:rPr>
+        <w:t xml:space="preserve"> – интерфейс должен быть на русском языке.</w:t>
+      </w:r>
+    </w:p>
+    <w:p>
+      <w:pPr>
+        <w:pStyle w:val="a3"/>
+        <w:rPr>
+          <w:rFonts w:ascii="Times New Roman" w:hAnsi="Times New Roman" w:cs="Times New Roman"/>
+          <w:sz w:val="24"/>
+          <w:szCs w:val="24"/>
+        </w:rPr>
+      </w:pPr>
+      <w:r>
+        <w:rPr>
+          <w:rFonts w:ascii="Times New Roman" w:hAnsi="Times New Roman" w:cs="Times New Roman"/>
+          <w:sz w:val="24"/>
+          <w:szCs w:val="24"/>
+        </w:rPr>
+        <w:t>4.3.3 Требования для программного обеспечения системы</w:t>
+      </w:r>
+    </w:p>
+    <w:p>
+      <w:pPr>
+        <w:pStyle w:val="a3"/>
+        <w:rPr>
+          <w:rFonts w:ascii="Times New Roman" w:hAnsi="Times New Roman" w:cs="Times New Roman"/>
+          <w:sz w:val="24"/>
+          <w:szCs w:val="24"/>
+        </w:rPr>
+      </w:pPr>
+      <w:r>
+        <w:rPr>
+          <w:rFonts w:ascii="Times New Roman" w:hAnsi="Times New Roman" w:cs="Times New Roman"/>
+          <w:sz w:val="24"/>
+          <w:szCs w:val="24"/>
+        </w:rPr>
+        <w:t>1) к независимости программных средств от используемых СВТ и операционной среды</w:t>
+      </w:r>
+      <w:r>
+        <w:rPr>
+          <w:rFonts w:ascii="Times New Roman" w:hAnsi="Times New Roman" w:cs="Times New Roman"/>
+          <w:sz w:val="24"/>
+          <w:szCs w:val="24"/>
+        </w:rPr>
+        <w:t xml:space="preserve"> - </w:t>
+      </w:r>
+      <w:r>
+        <w:rPr>
+          <w:rFonts w:ascii="Times New Roman" w:hAnsi="Times New Roman" w:cs="Times New Roman"/>
+          <w:sz w:val="24"/>
+          <w:szCs w:val="24"/>
+        </w:rPr>
+        <w:t>ГОСТ 34.602-89 (пункт 2.6.3.4).</w:t>
+      </w:r>
+    </w:p>
+    <w:p>
+      <w:pPr>
+        <w:pStyle w:val="a3"/>
+        <w:rPr>
+          <w:rFonts w:ascii="Times New Roman" w:hAnsi="Times New Roman" w:cs="Times New Roman"/>
+          <w:sz w:val="24"/>
+          <w:szCs w:val="24"/>
+        </w:rPr>
+      </w:pPr>
+      <w:r>
+        <w:rPr>
+          <w:rFonts w:ascii="Times New Roman" w:hAnsi="Times New Roman" w:cs="Times New Roman"/>
+          <w:sz w:val="24"/>
+          <w:szCs w:val="24"/>
+        </w:rPr>
+        <w:t>2) к качеству программных средств, а также к способам его обеспечения и контроля;</w:t>
+      </w:r>
+    </w:p>
+    <w:p>
+      <w:pPr>
+        <w:pStyle w:val="a3"/>
+        <w:rPr>
+          <w:rFonts w:ascii="Times New Roman" w:hAnsi="Times New Roman" w:cs="Times New Roman"/>
+          <w:sz w:val="24"/>
+          <w:szCs w:val="24"/>
+        </w:rPr>
+      </w:pPr>
+      <w:r>
+        <w:rPr>
+          <w:rFonts w:ascii="Times New Roman" w:hAnsi="Times New Roman" w:cs="Times New Roman"/>
+          <w:sz w:val="24"/>
+          <w:szCs w:val="24"/>
+        </w:rPr>
+        <w:t xml:space="preserve"> 3) по необходимости согласования вновь разрабатываемых программных средств с фондом алгоритмов и программ</w:t>
+      </w:r>
+    </w:p>
+    <w:p>
+      <w:pPr>
+        <w:pStyle w:val="a3"/>
+        <w:rPr>
+          <w:rFonts w:ascii="Times New Roman" w:hAnsi="Times New Roman" w:cs="Times New Roman"/>
+          <w:sz w:val="24"/>
+          <w:szCs w:val="24"/>
+        </w:rPr>
+      </w:pPr>
+      <w:r>
+        <w:rPr>
+          <w:rFonts w:ascii="Times New Roman" w:hAnsi="Times New Roman" w:cs="Times New Roman"/>
+          <w:sz w:val="24"/>
+          <w:szCs w:val="24"/>
+        </w:rPr>
+        <w:t>4.3.4 Требования для технического обеспечения системы</w:t>
+      </w:r>
+    </w:p>
+    <w:p>
+      <w:pPr>
+        <w:pStyle w:val="a3"/>
+        <w:rPr>
+          <w:rFonts w:ascii="Times New Roman" w:hAnsi="Times New Roman" w:cs="Times New Roman"/>
+          <w:sz w:val="24"/>
+          <w:szCs w:val="24"/>
+        </w:rPr>
+      </w:pPr>
+      <w:r>
+        <w:rPr>
+          <w:rFonts w:ascii="Times New Roman" w:hAnsi="Times New Roman" w:cs="Times New Roman"/>
+          <w:sz w:val="24"/>
+          <w:szCs w:val="24"/>
+        </w:rPr>
+        <w:t xml:space="preserve">1) к видам технических средств, в том числе к видам комплексов технических средств, программно-технических комплексов и других комплектующих изделий, допустимых к использованию в системе; </w:t>
+      </w:r>
+    </w:p>
+    <w:p>
+      <w:pPr>
+        <w:pStyle w:val="a3"/>
+        <w:rPr>
+          <w:rFonts w:ascii="Times New Roman" w:hAnsi="Times New Roman" w:cs="Times New Roman"/>
+          <w:sz w:val="24"/>
+          <w:szCs w:val="24"/>
+        </w:rPr>
+      </w:pPr>
+      <w:r>
+        <w:rPr>
+          <w:rFonts w:ascii="Times New Roman" w:hAnsi="Times New Roman" w:cs="Times New Roman"/>
+          <w:sz w:val="24"/>
+          <w:szCs w:val="24"/>
+        </w:rPr>
+        <w:t>2) к функциональным, конструктивным и эксплуатационным характеристикам средств технического обеспечения системы</w:t>
+      </w:r>
+      <w:r>
+        <w:rPr>
+          <w:rFonts w:ascii="Times New Roman" w:hAnsi="Times New Roman" w:cs="Times New Roman"/>
+          <w:sz w:val="24"/>
+          <w:szCs w:val="24"/>
+        </w:rPr>
+        <w:t xml:space="preserve"> - </w:t>
+      </w:r>
+      <w:r>
+        <w:rPr>
+          <w:rFonts w:ascii="Times New Roman" w:hAnsi="Times New Roman" w:cs="Times New Roman"/>
+          <w:sz w:val="24"/>
+          <w:szCs w:val="24"/>
+        </w:rPr>
+        <w:t>Работоспособность программы в заданных режимах и объёмах обрабатываемой информации в соответствии с программными документами при отсутствии сбоев технических средств. Доступность эксплуатационных программных документов. Понятность, наглядность и полнота описания процесса взаимодействия пользователя с программой в эксплуатационных программных документах.</w:t>
+      </w:r>
+    </w:p>
+    <w:p>
+      <w:pPr>
+        <w:pStyle w:val="a3"/>
+        <w:rPr>
+          <w:rFonts w:ascii="Times New Roman" w:hAnsi="Times New Roman" w:cs="Times New Roman"/>
+          <w:sz w:val="24"/>
+          <w:szCs w:val="24"/>
+        </w:rPr>
+      </w:pPr>
+      <w:r>
+        <w:rPr>
+          <w:rFonts w:ascii="Times New Roman" w:hAnsi="Times New Roman" w:cs="Times New Roman"/>
+          <w:sz w:val="24"/>
+          <w:szCs w:val="24"/>
+        </w:rPr>
+        <w:t>4.3.5 Требования для организационного обеспечения</w:t>
+      </w:r>
+      <w:r>
+        <w:rPr>
+          <w:rFonts w:ascii="Times New Roman" w:hAnsi="Times New Roman" w:cs="Times New Roman"/>
+          <w:sz w:val="24"/>
+          <w:szCs w:val="24"/>
+        </w:rPr>
+        <w:t xml:space="preserve"> </w:t>
+      </w:r>
+    </w:p>
+    <w:p>
+      <w:pPr>
+        <w:pStyle w:val="a3"/>
+        <w:rPr>
+          <w:rFonts w:ascii="Times New Roman" w:hAnsi="Times New Roman" w:cs="Times New Roman"/>
+          <w:sz w:val="24"/>
+          <w:szCs w:val="24"/>
+        </w:rPr>
+      </w:pPr>
+      <w:r>
+        <w:rPr>
+          <w:rFonts w:ascii="Times New Roman" w:hAnsi="Times New Roman" w:cs="Times New Roman"/>
+          <w:sz w:val="24"/>
+          <w:szCs w:val="24"/>
+        </w:rPr>
+        <w:t>1</w:t>
+      </w:r>
+      <w:r>
+        <w:rPr>
+          <w:rFonts w:ascii="Times New Roman" w:hAnsi="Times New Roman" w:cs="Times New Roman"/>
+          <w:sz w:val="24"/>
+          <w:szCs w:val="24"/>
+        </w:rPr>
+        <w:t>) к организации функционирования системы и порядку взаимодействия персонала АС и персонала объекта автоматизации</w:t>
+      </w:r>
+      <w:r>
+        <w:rPr>
+          <w:rFonts w:ascii="Times New Roman" w:hAnsi="Times New Roman" w:cs="Times New Roman"/>
+          <w:sz w:val="24"/>
+          <w:szCs w:val="24"/>
+        </w:rPr>
+        <w:t xml:space="preserve"> - </w:t>
+      </w:r>
+      <w:r>
+        <w:rPr>
+          <w:rFonts w:ascii="Times New Roman" w:hAnsi="Times New Roman" w:cs="Times New Roman"/>
+          <w:sz w:val="24"/>
+          <w:szCs w:val="24"/>
+        </w:rPr>
+        <w:t>ГОСТ 34.602-2020.</w:t>
+      </w:r>
+    </w:p>
+    <w:p>
+      <w:pPr>
+        <w:ind w:firstLine="708"/>
+      </w:pPr>
+      <w:r>
+        <w:rPr>
+          <w:rFonts w:ascii="Times New Roman" w:hAnsi="Times New Roman" w:cs="Times New Roman"/>
+          <w:sz w:val="24"/>
+          <w:szCs w:val="24"/>
+        </w:rPr>
+        <w:t>2</w:t>
+      </w:r>
+      <w:r>
+        <w:rPr>
+          <w:rFonts w:ascii="Times New Roman" w:hAnsi="Times New Roman" w:cs="Times New Roman"/>
+          <w:sz w:val="24"/>
+          <w:szCs w:val="24"/>
+        </w:rPr>
+        <w:t>) к защите от ошибочных действий персонала системы</w:t>
+      </w:r>
+      <w:r>
+        <w:rPr>
+          <w:rFonts w:ascii="Times New Roman" w:hAnsi="Times New Roman" w:cs="Times New Roman"/>
+          <w:sz w:val="24"/>
+          <w:szCs w:val="24"/>
+        </w:rPr>
+        <w:t xml:space="preserve"> - </w:t>
+      </w:r>
+      <w:r>
+        <w:rPr>
+          <w:rFonts w:ascii="Times New Roman" w:hAnsi="Times New Roman" w:cs="Times New Roman"/>
+          <w:sz w:val="24"/>
+          <w:szCs w:val="24"/>
+        </w:rPr>
+        <w:t>Резервное хранение данных на внешних серверах</w:t>
+      </w:r>
+    </w:p>
     <w:sectPr>
       <w:pgSz w:w="11906" w:h="16838"/>
       <w:pgMar w:top="1134" w:right="850" w:bottom="1134" w:left="1701" w:header="708" w:footer="708" w:gutter="0"/>

--- a/тз.docx
+++ b/тз.docx
@@ -345,25 +345,7 @@
           <w:sz w:val="24"/>
           <w:szCs w:val="24"/>
         </w:rPr>
-        <w:t xml:space="preserve"> порядок оформления и предъявления заказчику результатов работ по созданию системы (ее частей), по изготовлению и наладке отдельных средств (технических, программных, информационных) и программно-технических (</w:t>
-      </w:r>
-      <w:proofErr w:type="spellStart"/>
-      <w:r>
-        <w:rPr>
-          <w:rFonts w:ascii="Times New Roman" w:hAnsi="Times New Roman" w:cs="Times New Roman"/>
-          <w:sz w:val="24"/>
-          <w:szCs w:val="24"/>
-        </w:rPr>
-        <w:t>программнометодических</w:t>
-      </w:r>
-      <w:proofErr w:type="spellEnd"/>
-      <w:r>
-        <w:rPr>
-          <w:rFonts w:ascii="Times New Roman" w:hAnsi="Times New Roman" w:cs="Times New Roman"/>
-          <w:sz w:val="24"/>
-          <w:szCs w:val="24"/>
-        </w:rPr>
-        <w:t>) комплексов системы</w:t>
+        <w:t xml:space="preserve"> порядок оформления и предъявления заказчику результатов работ по созданию системы (ее частей), по изготовлению и наладке отдельных средств (технических, программных, информационных) и программно-технических (программнометодических) комплексов системы</w:t>
       </w:r>
       <w:r>
         <w:rPr>
@@ -807,6 +789,18 @@
     </w:p>
     <w:p>
       <w:pPr>
+        <w:pStyle w:val="a3"/>
+        <w:spacing w:line="259" w:lineRule="auto"/>
+        <w:ind w:left="1080"/>
+        <w:rPr>
+          <w:rFonts w:ascii="Times New Roman" w:hAnsi="Times New Roman" w:cs="Times New Roman"/>
+          <w:sz w:val="24"/>
+          <w:szCs w:val="24"/>
+        </w:rPr>
+      </w:pPr>
+    </w:p>
+    <w:p>
+      <w:pPr>
         <w:ind w:left="720"/>
         <w:rPr>
           <w:rFonts w:ascii="Times New Roman" w:hAnsi="Times New Roman" w:cs="Times New Roman"/>
@@ -835,7 +829,6 @@
           <w:rFonts w:ascii="Times New Roman" w:hAnsi="Times New Roman" w:cs="Times New Roman"/>
           <w:sz w:val="28"/>
           <w:szCs w:val="28"/>
-          <w:lang w:val="en-US"/>
         </w:rPr>
         <w:t>:</w:t>
       </w:r>
@@ -1602,6 +1595,11 @@
     <w:p>
       <w:pPr>
         <w:ind w:firstLine="708"/>
+        <w:rPr>
+          <w:rFonts w:ascii="Times New Roman" w:hAnsi="Times New Roman" w:cs="Times New Roman"/>
+          <w:sz w:val="24"/>
+          <w:szCs w:val="24"/>
+        </w:rPr>
       </w:pPr>
       <w:r>
         <w:rPr>
@@ -1635,6 +1633,81 @@
         </w:rPr>
         <w:t>Резервное хранение данных на внешних серверах</w:t>
       </w:r>
+    </w:p>
+    <w:p>
+      <w:pPr>
+        <w:ind w:left="708"/>
+        <w:rPr>
+          <w:rFonts w:ascii="Times New Roman" w:hAnsi="Times New Roman" w:cs="Times New Roman"/>
+          <w:sz w:val="28"/>
+          <w:szCs w:val="28"/>
+        </w:rPr>
+      </w:pPr>
+      <w:r>
+        <w:rPr>
+          <w:rFonts w:ascii="Times New Roman" w:hAnsi="Times New Roman" w:cs="Times New Roman"/>
+          <w:sz w:val="28"/>
+          <w:szCs w:val="28"/>
+        </w:rPr>
+        <w:t>5)</w:t>
+      </w:r>
+      <w:r>
+        <w:rPr>
+          <w:rFonts w:ascii="Times New Roman" w:hAnsi="Times New Roman" w:cs="Times New Roman"/>
+          <w:sz w:val="28"/>
+          <w:szCs w:val="28"/>
+        </w:rPr>
+        <w:t>состав и содержание работ по созданию системы:</w:t>
+      </w:r>
+    </w:p>
+    <w:p>
+      <w:pPr>
+        <w:pStyle w:val="a3"/>
+        <w:rPr>
+          <w:rFonts w:ascii="Times New Roman" w:hAnsi="Times New Roman" w:cs="Times New Roman"/>
+          <w:sz w:val="24"/>
+          <w:szCs w:val="24"/>
+        </w:rPr>
+      </w:pPr>
+      <w:r>
+        <w:rPr>
+          <w:rFonts w:ascii="Times New Roman" w:hAnsi="Times New Roman" w:cs="Times New Roman"/>
+          <w:sz w:val="24"/>
+          <w:szCs w:val="24"/>
+        </w:rPr>
+        <w:t>5.1 перечень документов, по ГОСТ 34.201, предъявляемых по окончании соответствующих стадий и этапов работ</w:t>
+      </w:r>
+    </w:p>
+    <w:p>
+      <w:pPr>
+        <w:pStyle w:val="a3"/>
+        <w:rPr>
+          <w:rFonts w:ascii="Times New Roman" w:hAnsi="Times New Roman" w:cs="Times New Roman"/>
+          <w:sz w:val="24"/>
+          <w:szCs w:val="24"/>
+        </w:rPr>
+      </w:pPr>
+      <w:r>
+        <w:rPr>
+          <w:rFonts w:ascii="Times New Roman" w:hAnsi="Times New Roman" w:cs="Times New Roman"/>
+          <w:sz w:val="24"/>
+          <w:szCs w:val="24"/>
+        </w:rPr>
+        <w:t>5.2 вид и порядок проведения экспертизы технической документации, (стадия, этап, объем проверяемой документации, организация-эксперт)</w:t>
+      </w:r>
+      <w:r>
+        <w:rPr>
+          <w:rFonts w:ascii="Times New Roman" w:hAnsi="Times New Roman" w:cs="Times New Roman"/>
+          <w:sz w:val="24"/>
+          <w:szCs w:val="24"/>
+        </w:rPr>
+        <w:t xml:space="preserve"> – ГОСТ 34.</w:t>
+      </w:r>
+    </w:p>
+    <w:p>
+      <w:pPr>
+        <w:ind w:firstLine="708"/>
+      </w:pPr>
     </w:p>
     <w:sectPr>
       <w:pgSz w:w="11906" w:h="16838"/>

--- a/тз.docx
+++ b/тз.docx
@@ -345,7 +345,25 @@
           <w:sz w:val="24"/>
           <w:szCs w:val="24"/>
         </w:rPr>
-        <w:t xml:space="preserve"> порядок оформления и предъявления заказчику результатов работ по созданию системы (ее частей), по изготовлению и наладке отдельных средств (технических, программных, информационных) и программно-технических (программнометодических) комплексов системы</w:t>
+        <w:t xml:space="preserve"> порядок оформления и предъявления заказчику результатов работ по созданию системы (ее частей), по изготовлению и наладке отдельных средств (технических, программных, информационных) и программно-технических (</w:t>
+      </w:r>
+      <w:proofErr w:type="spellStart"/>
+      <w:r>
+        <w:rPr>
+          <w:rFonts w:ascii="Times New Roman" w:hAnsi="Times New Roman" w:cs="Times New Roman"/>
+          <w:sz w:val="24"/>
+          <w:szCs w:val="24"/>
+        </w:rPr>
+        <w:t>программнометодических</w:t>
+      </w:r>
+      <w:proofErr w:type="spellEnd"/>
+      <w:r>
+        <w:rPr>
+          <w:rFonts w:ascii="Times New Roman" w:hAnsi="Times New Roman" w:cs="Times New Roman"/>
+          <w:sz w:val="24"/>
+          <w:szCs w:val="24"/>
+        </w:rPr>
+        <w:t>) комплексов системы</w:t>
       </w:r>
       <w:r>
         <w:rPr>
@@ -1702,6 +1720,161 @@
           <w:szCs w:val="24"/>
         </w:rPr>
         <w:t xml:space="preserve"> – ГОСТ 34.</w:t>
+      </w:r>
+    </w:p>
+    <w:p>
+      <w:pPr>
+        <w:pStyle w:val="a3"/>
+        <w:rPr>
+          <w:rFonts w:ascii="Times New Roman" w:hAnsi="Times New Roman" w:cs="Times New Roman"/>
+          <w:sz w:val="24"/>
+          <w:szCs w:val="24"/>
+        </w:rPr>
+      </w:pPr>
+    </w:p>
+    <w:p>
+      <w:pPr>
+        <w:ind w:left="708"/>
+        <w:rPr>
+          <w:rFonts w:ascii="Times New Roman" w:hAnsi="Times New Roman" w:cs="Times New Roman"/>
+          <w:sz w:val="28"/>
+          <w:szCs w:val="28"/>
+        </w:rPr>
+      </w:pPr>
+      <w:r>
+        <w:rPr>
+          <w:rFonts w:ascii="Times New Roman" w:hAnsi="Times New Roman" w:cs="Times New Roman"/>
+          <w:sz w:val="28"/>
+          <w:szCs w:val="28"/>
+        </w:rPr>
+        <w:t>6)</w:t>
+      </w:r>
+      <w:r>
+        <w:rPr>
+          <w:rFonts w:ascii="Times New Roman" w:hAnsi="Times New Roman" w:cs="Times New Roman"/>
+          <w:sz w:val="28"/>
+          <w:szCs w:val="28"/>
+        </w:rPr>
+        <w:t>порядок контроля и приемки системы:</w:t>
+      </w:r>
+    </w:p>
+    <w:p>
+      <w:pPr>
+        <w:pStyle w:val="a3"/>
+        <w:rPr>
+          <w:rFonts w:ascii="Times New Roman" w:hAnsi="Times New Roman" w:cs="Times New Roman"/>
+          <w:sz w:val="24"/>
+          <w:szCs w:val="24"/>
+        </w:rPr>
+      </w:pPr>
+      <w:r>
+        <w:rPr>
+          <w:rFonts w:ascii="Times New Roman" w:hAnsi="Times New Roman" w:cs="Times New Roman"/>
+          <w:sz w:val="24"/>
+          <w:szCs w:val="24"/>
+        </w:rPr>
+        <w:lastRenderedPageBreak/>
+        <w:t>6.1 виды, состав, объем и методы испытаний системы и ее составных частей (виды испытаний в соответствии с действующими нормами, распространяющимися на разрабатываемую систему)</w:t>
+      </w:r>
+      <w:r>
+        <w:rPr>
+          <w:rFonts w:ascii="Times New Roman" w:hAnsi="Times New Roman" w:cs="Times New Roman"/>
+          <w:sz w:val="24"/>
+          <w:szCs w:val="24"/>
+        </w:rPr>
+        <w:t xml:space="preserve"> - </w:t>
+      </w:r>
+      <w:r>
+        <w:rPr>
+          <w:rFonts w:ascii="Times New Roman" w:hAnsi="Times New Roman" w:cs="Times New Roman"/>
+          <w:sz w:val="24"/>
+          <w:szCs w:val="24"/>
+        </w:rPr>
+        <w:t>ГОСТ Р 59795</w:t>
+      </w:r>
+      <w:r>
+        <w:rPr>
+          <w:rFonts w:ascii="Times New Roman" w:hAnsi="Times New Roman" w:cs="Times New Roman"/>
+          <w:sz w:val="24"/>
+          <w:szCs w:val="24"/>
+        </w:rPr>
+        <w:t>.</w:t>
+      </w:r>
+    </w:p>
+    <w:p>
+      <w:pPr>
+        <w:pStyle w:val="a3"/>
+        <w:rPr>
+          <w:rFonts w:ascii="Times New Roman" w:hAnsi="Times New Roman" w:cs="Times New Roman"/>
+          <w:sz w:val="24"/>
+          <w:szCs w:val="24"/>
+        </w:rPr>
+      </w:pPr>
+      <w:r>
+        <w:rPr>
+          <w:rFonts w:ascii="Times New Roman" w:hAnsi="Times New Roman" w:cs="Times New Roman"/>
+          <w:sz w:val="24"/>
+          <w:szCs w:val="24"/>
+        </w:rPr>
+        <w:t>6.2 общие требования к приемке работ по стадиям (перечень участвующих предприятий и организаций, место и сроки проведения), порядок согласования и утверждения приемочной документации</w:t>
+      </w:r>
+      <w:r>
+        <w:rPr>
+          <w:rFonts w:ascii="Times New Roman" w:hAnsi="Times New Roman" w:cs="Times New Roman"/>
+          <w:sz w:val="24"/>
+          <w:szCs w:val="24"/>
+        </w:rPr>
+        <w:t xml:space="preserve"> - </w:t>
+      </w:r>
+      <w:r>
+        <w:rPr>
+          <w:rFonts w:ascii="Times New Roman" w:hAnsi="Times New Roman" w:cs="Times New Roman"/>
+          <w:sz w:val="24"/>
+          <w:szCs w:val="24"/>
+        </w:rPr>
+        <w:t>ГОСТ 34.602</w:t>
+      </w:r>
+      <w:r>
+        <w:rPr>
+          <w:rFonts w:ascii="Times New Roman" w:hAnsi="Times New Roman" w:cs="Times New Roman"/>
+          <w:sz w:val="24"/>
+          <w:szCs w:val="24"/>
+        </w:rPr>
+        <w:t>.</w:t>
+      </w:r>
+    </w:p>
+    <w:p>
+      <w:pPr>
+        <w:pStyle w:val="a3"/>
+        <w:rPr>
+          <w:rFonts w:ascii="Times New Roman" w:hAnsi="Times New Roman" w:cs="Times New Roman"/>
+          <w:sz w:val="24"/>
+          <w:szCs w:val="24"/>
+        </w:rPr>
+      </w:pPr>
+      <w:r>
+        <w:rPr>
+          <w:rFonts w:ascii="Times New Roman" w:hAnsi="Times New Roman" w:cs="Times New Roman"/>
+          <w:sz w:val="24"/>
+          <w:szCs w:val="24"/>
+        </w:rPr>
+        <w:t>6.3 статус приемочной комиссии (государственная, межведомственная, ведомственная)</w:t>
+      </w:r>
+      <w:r>
+        <w:rPr>
+          <w:rFonts w:ascii="Times New Roman" w:hAnsi="Times New Roman" w:cs="Times New Roman"/>
+          <w:sz w:val="24"/>
+          <w:szCs w:val="24"/>
+        </w:rPr>
+        <w:t xml:space="preserve"> - </w:t>
+      </w:r>
+      <w:r>
+        <w:rPr>
+          <w:rFonts w:ascii="Times New Roman" w:hAnsi="Times New Roman" w:cs="Times New Roman"/>
+          <w:sz w:val="24"/>
+          <w:szCs w:val="24"/>
+        </w:rPr>
+        <w:t>ГОСТ 34.602-2020.</w:t>
       </w:r>
     </w:p>
     <w:p>

--- a/тз.docx
+++ b/тз.docx
@@ -345,25 +345,7 @@
           <w:sz w:val="24"/>
           <w:szCs w:val="24"/>
         </w:rPr>
-        <w:t xml:space="preserve"> порядок оформления и предъявления заказчику результатов работ по созданию системы (ее частей), по изготовлению и наладке отдельных средств (технических, программных, информационных) и программно-технических (</w:t>
-      </w:r>
-      <w:proofErr w:type="spellStart"/>
-      <w:r>
-        <w:rPr>
-          <w:rFonts w:ascii="Times New Roman" w:hAnsi="Times New Roman" w:cs="Times New Roman"/>
-          <w:sz w:val="24"/>
-          <w:szCs w:val="24"/>
-        </w:rPr>
-        <w:t>программнометодических</w:t>
-      </w:r>
-      <w:proofErr w:type="spellEnd"/>
-      <w:r>
-        <w:rPr>
-          <w:rFonts w:ascii="Times New Roman" w:hAnsi="Times New Roman" w:cs="Times New Roman"/>
-          <w:sz w:val="24"/>
-          <w:szCs w:val="24"/>
-        </w:rPr>
-        <w:t>) комплексов системы</w:t>
+        <w:t xml:space="preserve"> порядок оформления и предъявления заказчику результатов работ по созданию системы (ее частей), по изготовлению и наладке отдельных средств (технических, программных, информационных) и программно-технических (программнометодических) комплексов системы</w:t>
       </w:r>
       <w:r>
         <w:rPr>
@@ -1876,6 +1858,131 @@
         </w:rPr>
         <w:t>ГОСТ 34.602-2020.</w:t>
       </w:r>
+    </w:p>
+    <w:p>
+      <w:pPr>
+        <w:ind w:left="708"/>
+        <w:rPr>
+          <w:rFonts w:ascii="Times New Roman" w:hAnsi="Times New Roman" w:cs="Times New Roman"/>
+          <w:sz w:val="28"/>
+          <w:szCs w:val="28"/>
+        </w:rPr>
+      </w:pPr>
+      <w:r>
+        <w:rPr>
+          <w:rFonts w:ascii="Times New Roman" w:hAnsi="Times New Roman" w:cs="Times New Roman"/>
+          <w:sz w:val="28"/>
+          <w:szCs w:val="28"/>
+        </w:rPr>
+        <w:t>7)</w:t>
+      </w:r>
+      <w:r>
+        <w:rPr>
+          <w:rFonts w:ascii="Times New Roman" w:hAnsi="Times New Roman" w:cs="Times New Roman"/>
+          <w:sz w:val="28"/>
+          <w:szCs w:val="28"/>
+        </w:rPr>
+        <w:t>требования к составу и содержанию работ по подготовке объекта автоматизации к вводу системы в действие:</w:t>
+      </w:r>
+    </w:p>
+    <w:p>
+      <w:pPr>
+        <w:pStyle w:val="a3"/>
+        <w:rPr>
+          <w:rFonts w:ascii="Times New Roman" w:hAnsi="Times New Roman" w:cs="Times New Roman"/>
+          <w:sz w:val="24"/>
+          <w:szCs w:val="24"/>
+        </w:rPr>
+      </w:pPr>
+      <w:r>
+        <w:rPr>
+          <w:rFonts w:ascii="Times New Roman" w:hAnsi="Times New Roman" w:cs="Times New Roman"/>
+          <w:sz w:val="24"/>
+          <w:szCs w:val="24"/>
+        </w:rPr>
+        <w:t xml:space="preserve">7.1 приведение поступающей в систему информации (в соответствии с требованиями к информационному и лингвистическому обеспечению) к виду, пригодному для обработки с помощью ЭВМ </w:t>
+      </w:r>
+    </w:p>
+    <w:p>
+      <w:pPr>
+        <w:pStyle w:val="a3"/>
+        <w:rPr>
+          <w:rFonts w:ascii="Times New Roman" w:hAnsi="Times New Roman" w:cs="Times New Roman"/>
+          <w:sz w:val="24"/>
+          <w:szCs w:val="24"/>
+        </w:rPr>
+      </w:pPr>
+      <w:r>
+        <w:rPr>
+          <w:rFonts w:ascii="Times New Roman" w:hAnsi="Times New Roman" w:cs="Times New Roman"/>
+          <w:sz w:val="24"/>
+          <w:szCs w:val="24"/>
+        </w:rPr>
+        <w:t>7.2 изменения, которые необходимо осуществить в объекте автоматизации;</w:t>
+      </w:r>
+    </w:p>
+    <w:p>
+      <w:pPr>
+        <w:pStyle w:val="a3"/>
+        <w:rPr>
+          <w:rFonts w:ascii="Times New Roman" w:hAnsi="Times New Roman" w:cs="Times New Roman"/>
+          <w:sz w:val="24"/>
+          <w:szCs w:val="24"/>
+        </w:rPr>
+      </w:pPr>
+      <w:r>
+        <w:rPr>
+          <w:rFonts w:ascii="Times New Roman" w:hAnsi="Times New Roman" w:cs="Times New Roman"/>
+          <w:sz w:val="24"/>
+          <w:szCs w:val="24"/>
+        </w:rPr>
+        <w:t>7.3 создание условий функционирования объекта автоматизации, при которых гарантируется соответствие создаваемой системы требованиям, содержащимся в ТЗ</w:t>
+      </w:r>
+    </w:p>
+    <w:p>
+      <w:pPr>
+        <w:pStyle w:val="a3"/>
+        <w:rPr>
+          <w:rFonts w:ascii="Times New Roman" w:hAnsi="Times New Roman" w:cs="Times New Roman"/>
+          <w:sz w:val="24"/>
+          <w:szCs w:val="24"/>
+        </w:rPr>
+      </w:pPr>
+      <w:r>
+        <w:rPr>
+          <w:rFonts w:ascii="Times New Roman" w:hAnsi="Times New Roman" w:cs="Times New Roman"/>
+          <w:sz w:val="24"/>
+          <w:szCs w:val="24"/>
+        </w:rPr>
+        <w:t>7.4 создание необходимых для функционирования системы подразделений и служб;</w:t>
+      </w:r>
+    </w:p>
+    <w:p>
+      <w:pPr>
+        <w:pStyle w:val="a3"/>
+        <w:rPr>
+          <w:rFonts w:ascii="Times New Roman" w:hAnsi="Times New Roman" w:cs="Times New Roman"/>
+          <w:sz w:val="24"/>
+          <w:szCs w:val="24"/>
+        </w:rPr>
+      </w:pPr>
+      <w:r>
+        <w:rPr>
+          <w:rFonts w:ascii="Times New Roman" w:hAnsi="Times New Roman" w:cs="Times New Roman"/>
+          <w:sz w:val="24"/>
+          <w:szCs w:val="24"/>
+        </w:rPr>
+        <w:t>7.5 сроки и порядок комплектования штатов и обучения персонала.</w:t>
+      </w:r>
+    </w:p>
+    <w:p>
+      <w:pPr>
+        <w:rPr>
+          <w:rFonts w:ascii="Times New Roman" w:hAnsi="Times New Roman" w:cs="Times New Roman"/>
+          <w:sz w:val="28"/>
+          <w:szCs w:val="28"/>
+        </w:rPr>
+      </w:pPr>
     </w:p>
     <w:p>
       <w:pPr>

--- a/тз.docx
+++ b/тз.docx
@@ -1974,6 +1974,137 @@
         </w:rPr>
         <w:t>7.5 сроки и порядок комплектования штатов и обучения персонала.</w:t>
       </w:r>
+    </w:p>
+    <w:p>
+      <w:pPr>
+        <w:pStyle w:val="a3"/>
+        <w:rPr>
+          <w:rFonts w:ascii="Times New Roman" w:hAnsi="Times New Roman" w:cs="Times New Roman"/>
+          <w:sz w:val="24"/>
+          <w:szCs w:val="24"/>
+        </w:rPr>
+      </w:pPr>
+    </w:p>
+    <w:p>
+      <w:pPr>
+        <w:ind w:left="708"/>
+        <w:rPr>
+          <w:rFonts w:ascii="Times New Roman" w:hAnsi="Times New Roman" w:cs="Times New Roman"/>
+          <w:sz w:val="28"/>
+          <w:szCs w:val="28"/>
+        </w:rPr>
+      </w:pPr>
+      <w:r>
+        <w:rPr>
+          <w:rFonts w:ascii="Times New Roman" w:hAnsi="Times New Roman" w:cs="Times New Roman"/>
+          <w:sz w:val="28"/>
+          <w:szCs w:val="28"/>
+        </w:rPr>
+        <w:t>8)</w:t>
+      </w:r>
+      <w:r>
+        <w:rPr>
+          <w:rFonts w:ascii="Times New Roman" w:hAnsi="Times New Roman" w:cs="Times New Roman"/>
+          <w:sz w:val="28"/>
+          <w:szCs w:val="28"/>
+        </w:rPr>
+        <w:t>требования к документированию</w:t>
+      </w:r>
+      <w:r>
+        <w:rPr>
+          <w:rFonts w:ascii="Times New Roman" w:hAnsi="Times New Roman" w:cs="Times New Roman"/>
+          <w:sz w:val="28"/>
+          <w:szCs w:val="28"/>
+          <w:lang w:val="en-US"/>
+        </w:rPr>
+        <w:t>:</w:t>
+      </w:r>
+    </w:p>
+    <w:p>
+      <w:pPr>
+        <w:pStyle w:val="a3"/>
+        <w:rPr>
+          <w:rFonts w:ascii="Times New Roman" w:hAnsi="Times New Roman" w:cs="Times New Roman"/>
+          <w:sz w:val="24"/>
+          <w:szCs w:val="24"/>
+        </w:rPr>
+      </w:pPr>
+      <w:r>
+        <w:rPr>
+          <w:rFonts w:ascii="Times New Roman" w:hAnsi="Times New Roman" w:cs="Times New Roman"/>
+          <w:sz w:val="24"/>
+          <w:szCs w:val="24"/>
+        </w:rPr>
+        <w:t>8.1 согласованный разработчиком и заказчиком системы перечень подлежащих разработке комплектов и видов документов, соответствующих требованиям ГОСТ 34.201 и НТД отрасли заказчика; перечень документов, выпускаемых на машинных носителях; требования к микрофильмированию документации</w:t>
+      </w:r>
+      <w:r>
+        <w:rPr>
+          <w:rFonts w:ascii="Times New Roman" w:hAnsi="Times New Roman" w:cs="Times New Roman"/>
+          <w:sz w:val="24"/>
+          <w:szCs w:val="24"/>
+        </w:rPr>
+        <w:t xml:space="preserve"> - </w:t>
+      </w:r>
+      <w:r>
+        <w:rPr>
+          <w:rFonts w:ascii="Times New Roman" w:hAnsi="Times New Roman" w:cs="Times New Roman"/>
+          <w:sz w:val="24"/>
+          <w:szCs w:val="24"/>
+        </w:rPr>
+        <w:t>ГОСТ 13.1.002-2003</w:t>
+      </w:r>
+    </w:p>
+    <w:p>
+      <w:pPr>
+        <w:pStyle w:val="a3"/>
+        <w:rPr>
+          <w:rFonts w:ascii="Times New Roman" w:hAnsi="Times New Roman" w:cs="Times New Roman"/>
+          <w:sz w:val="24"/>
+          <w:szCs w:val="24"/>
+        </w:rPr>
+      </w:pPr>
+      <w:r>
+        <w:rPr>
+          <w:rFonts w:ascii="Times New Roman" w:hAnsi="Times New Roman" w:cs="Times New Roman"/>
+          <w:sz w:val="24"/>
+          <w:szCs w:val="24"/>
+        </w:rPr>
+        <w:t>8.2 требования по документированию комплектующих элементов межотраслевого применения в соответствии с требованиями ЕСКД и ЕСПД</w:t>
+      </w:r>
+      <w:r>
+        <w:rPr>
+          <w:rFonts w:ascii="Times New Roman" w:hAnsi="Times New Roman" w:cs="Times New Roman"/>
+          <w:sz w:val="24"/>
+          <w:szCs w:val="24"/>
+        </w:rPr>
+        <w:t xml:space="preserve"> - </w:t>
+      </w:r>
+      <w:r>
+        <w:rPr>
+          <w:rFonts w:ascii="Times New Roman" w:hAnsi="Times New Roman" w:cs="Times New Roman"/>
+          <w:sz w:val="24"/>
+          <w:szCs w:val="24"/>
+        </w:rPr>
+        <w:t> ГОСТ 34.602-89</w:t>
+      </w:r>
+      <w:r>
+        <w:rPr>
+          <w:rFonts w:ascii="Times New Roman" w:hAnsi="Times New Roman" w:cs="Times New Roman"/>
+          <w:sz w:val="24"/>
+          <w:szCs w:val="24"/>
+        </w:rPr>
+        <w:t>.</w:t>
+      </w:r>
+    </w:p>
+    <w:p>
+      <w:pPr>
+        <w:pStyle w:val="a3"/>
+        <w:rPr>
+          <w:rFonts w:ascii="Times New Roman" w:hAnsi="Times New Roman" w:cs="Times New Roman"/>
+          <w:sz w:val="24"/>
+          <w:szCs w:val="24"/>
+        </w:rPr>
+      </w:pPr>
     </w:p>
     <w:p>
       <w:pPr>

--- a/тз.docx
+++ b/тз.docx
@@ -47,7 +47,7 @@
         <w:pStyle w:val="a3"/>
         <w:numPr>
           <w:ilvl w:val="0"/>
-          <w:numId w:val="1"/>
+          <w:numId w:val="4"/>
         </w:numPr>
         <w:spacing w:line="259" w:lineRule="auto"/>
         <w:rPr>
@@ -423,17 +423,22 @@
     <w:p>
       <w:pPr>
         <w:pStyle w:val="a3"/>
-        <w:numPr>
-          <w:ilvl w:val="0"/>
-          <w:numId w:val="1"/>
-        </w:numPr>
         <w:spacing w:line="259" w:lineRule="auto"/>
-        <w:rPr>
-          <w:rFonts w:ascii="Times New Roman" w:hAnsi="Times New Roman" w:cs="Times New Roman"/>
-          <w:sz w:val="28"/>
-          <w:szCs w:val="28"/>
-        </w:rPr>
-      </w:pPr>
+        <w:ind w:left="1068"/>
+        <w:rPr>
+          <w:rFonts w:ascii="Times New Roman" w:hAnsi="Times New Roman" w:cs="Times New Roman"/>
+          <w:sz w:val="28"/>
+          <w:szCs w:val="28"/>
+        </w:rPr>
+      </w:pPr>
+      <w:r>
+        <w:rPr>
+          <w:rFonts w:ascii="Times New Roman" w:hAnsi="Times New Roman" w:cs="Times New Roman"/>
+          <w:sz w:val="28"/>
+          <w:szCs w:val="28"/>
+        </w:rPr>
+        <w:t>2)</w:t>
+      </w:r>
       <w:r>
         <w:rPr>
           <w:rFonts w:ascii="Times New Roman" w:hAnsi="Times New Roman" w:cs="Times New Roman"/>
@@ -680,17 +685,22 @@
     <w:p>
       <w:pPr>
         <w:pStyle w:val="a3"/>
-        <w:numPr>
-          <w:ilvl w:val="0"/>
-          <w:numId w:val="1"/>
-        </w:numPr>
         <w:spacing w:line="259" w:lineRule="auto"/>
-        <w:rPr>
-          <w:rFonts w:ascii="Times New Roman" w:hAnsi="Times New Roman" w:cs="Times New Roman"/>
-          <w:sz w:val="28"/>
-          <w:szCs w:val="28"/>
-        </w:rPr>
-      </w:pPr>
+        <w:ind w:left="1068"/>
+        <w:rPr>
+          <w:rFonts w:ascii="Times New Roman" w:hAnsi="Times New Roman" w:cs="Times New Roman"/>
+          <w:sz w:val="28"/>
+          <w:szCs w:val="28"/>
+        </w:rPr>
+      </w:pPr>
+      <w:r>
+        <w:rPr>
+          <w:rFonts w:ascii="Times New Roman" w:hAnsi="Times New Roman" w:cs="Times New Roman"/>
+          <w:sz w:val="28"/>
+          <w:szCs w:val="28"/>
+        </w:rPr>
+        <w:t>3)</w:t>
+      </w:r>
       <w:r>
         <w:rPr>
           <w:rFonts w:ascii="Times New Roman" w:hAnsi="Times New Roman" w:cs="Times New Roman"/>
@@ -2015,6 +2025,128 @@
           <w:rFonts w:ascii="Times New Roman" w:hAnsi="Times New Roman" w:cs="Times New Roman"/>
           <w:sz w:val="28"/>
           <w:szCs w:val="28"/>
+        </w:rPr>
+        <w:t>:</w:t>
+      </w:r>
+    </w:p>
+    <w:p>
+      <w:pPr>
+        <w:pStyle w:val="a3"/>
+        <w:rPr>
+          <w:rFonts w:ascii="Times New Roman" w:hAnsi="Times New Roman" w:cs="Times New Roman"/>
+          <w:sz w:val="24"/>
+          <w:szCs w:val="24"/>
+        </w:rPr>
+      </w:pPr>
+      <w:r>
+        <w:rPr>
+          <w:rFonts w:ascii="Times New Roman" w:hAnsi="Times New Roman" w:cs="Times New Roman"/>
+          <w:sz w:val="24"/>
+          <w:szCs w:val="24"/>
+        </w:rPr>
+        <w:t>8.1 согласованный разработчиком и заказчиком системы перечень подлежащих разработке комплектов и видов документов, соответствующих требованиям ГОСТ 34.201 и НТД отрасли заказчика; перечень документов, выпускаемых на машинных носителях; требования к микрофильмированию документации</w:t>
+      </w:r>
+      <w:r>
+        <w:rPr>
+          <w:rFonts w:ascii="Times New Roman" w:hAnsi="Times New Roman" w:cs="Times New Roman"/>
+          <w:sz w:val="24"/>
+          <w:szCs w:val="24"/>
+        </w:rPr>
+        <w:t xml:space="preserve"> - </w:t>
+      </w:r>
+      <w:r>
+        <w:rPr>
+          <w:rFonts w:ascii="Times New Roman" w:hAnsi="Times New Roman" w:cs="Times New Roman"/>
+          <w:sz w:val="24"/>
+          <w:szCs w:val="24"/>
+        </w:rPr>
+        <w:t>ГОСТ 13.1.002-2003</w:t>
+      </w:r>
+    </w:p>
+    <w:p>
+      <w:pPr>
+        <w:pStyle w:val="a3"/>
+        <w:rPr>
+          <w:rFonts w:ascii="Times New Roman" w:hAnsi="Times New Roman" w:cs="Times New Roman"/>
+          <w:sz w:val="24"/>
+          <w:szCs w:val="24"/>
+        </w:rPr>
+      </w:pPr>
+      <w:r>
+        <w:rPr>
+          <w:rFonts w:ascii="Times New Roman" w:hAnsi="Times New Roman" w:cs="Times New Roman"/>
+          <w:sz w:val="24"/>
+          <w:szCs w:val="24"/>
+        </w:rPr>
+        <w:t>8.2 требования по документированию комплектующих элементов межотраслевого применения в соответствии с требованиями ЕСКД и ЕСПД</w:t>
+      </w:r>
+      <w:r>
+        <w:rPr>
+          <w:rFonts w:ascii="Times New Roman" w:hAnsi="Times New Roman" w:cs="Times New Roman"/>
+          <w:sz w:val="24"/>
+          <w:szCs w:val="24"/>
+        </w:rPr>
+        <w:t xml:space="preserve"> - </w:t>
+      </w:r>
+      <w:r>
+        <w:rPr>
+          <w:rFonts w:ascii="Times New Roman" w:hAnsi="Times New Roman" w:cs="Times New Roman"/>
+          <w:sz w:val="24"/>
+          <w:szCs w:val="24"/>
+        </w:rPr>
+        <w:t> ГОСТ 34.602-89</w:t>
+      </w:r>
+      <w:r>
+        <w:rPr>
+          <w:rFonts w:ascii="Times New Roman" w:hAnsi="Times New Roman" w:cs="Times New Roman"/>
+          <w:sz w:val="24"/>
+          <w:szCs w:val="24"/>
+        </w:rPr>
+        <w:t>.</w:t>
+      </w:r>
+    </w:p>
+    <w:p>
+      <w:pPr>
+        <w:pStyle w:val="a3"/>
+        <w:rPr>
+          <w:rFonts w:ascii="Times New Roman" w:hAnsi="Times New Roman" w:cs="Times New Roman"/>
+          <w:sz w:val="24"/>
+          <w:szCs w:val="24"/>
+        </w:rPr>
+      </w:pPr>
+    </w:p>
+    <w:p>
+      <w:pPr>
+        <w:pStyle w:val="a3"/>
+        <w:spacing w:line="259" w:lineRule="auto"/>
+        <w:ind w:left="1068"/>
+        <w:rPr>
+          <w:rFonts w:ascii="Times New Roman" w:hAnsi="Times New Roman" w:cs="Times New Roman"/>
+          <w:sz w:val="28"/>
+          <w:szCs w:val="28"/>
+        </w:rPr>
+      </w:pPr>
+      <w:r>
+        <w:rPr>
+          <w:rFonts w:ascii="Times New Roman" w:hAnsi="Times New Roman" w:cs="Times New Roman"/>
+          <w:sz w:val="28"/>
+          <w:szCs w:val="28"/>
+        </w:rPr>
+        <w:t>9)</w:t>
+      </w:r>
+      <w:r>
+        <w:rPr>
+          <w:rFonts w:ascii="Times New Roman" w:hAnsi="Times New Roman" w:cs="Times New Roman"/>
+          <w:sz w:val="28"/>
+          <w:szCs w:val="28"/>
+        </w:rPr>
+        <w:t>источники разработки</w:t>
+      </w:r>
+      <w:r>
+        <w:rPr>
+          <w:rFonts w:ascii="Times New Roman" w:hAnsi="Times New Roman" w:cs="Times New Roman"/>
+          <w:sz w:val="28"/>
+          <w:szCs w:val="28"/>
           <w:lang w:val="en-US"/>
         </w:rPr>
         <w:t>:</w:t>
@@ -2035,7 +2167,7 @@
           <w:sz w:val="24"/>
           <w:szCs w:val="24"/>
         </w:rPr>
-        <w:t>8.1 согласованный разработчиком и заказчиком системы перечень подлежащих разработке комплектов и видов документов, соответствующих требованиям ГОСТ 34.201 и НТД отрасли заказчика; перечень документов, выпускаемых на машинных носителях; требования к микрофильмированию документации</w:t>
+        <w:t>9.1 расчет ожидаемой эффективности системы</w:t>
       </w:r>
       <w:r>
         <w:rPr>
@@ -2051,41 +2183,7 @@
           <w:sz w:val="24"/>
           <w:szCs w:val="24"/>
         </w:rPr>
-        <w:t>ГОСТ 13.1.002-2003</w:t>
-      </w:r>
-    </w:p>
-    <w:p>
-      <w:pPr>
-        <w:pStyle w:val="a3"/>
-        <w:rPr>
-          <w:rFonts w:ascii="Times New Roman" w:hAnsi="Times New Roman" w:cs="Times New Roman"/>
-          <w:sz w:val="24"/>
-          <w:szCs w:val="24"/>
-        </w:rPr>
-      </w:pPr>
-      <w:r>
-        <w:rPr>
-          <w:rFonts w:ascii="Times New Roman" w:hAnsi="Times New Roman" w:cs="Times New Roman"/>
-          <w:sz w:val="24"/>
-          <w:szCs w:val="24"/>
-        </w:rPr>
-        <w:t>8.2 требования по документированию комплектующих элементов межотраслевого применения в соответствии с требованиями ЕСКД и ЕСПД</w:t>
-      </w:r>
-      <w:r>
-        <w:rPr>
-          <w:rFonts w:ascii="Times New Roman" w:hAnsi="Times New Roman" w:cs="Times New Roman"/>
-          <w:sz w:val="24"/>
-          <w:szCs w:val="24"/>
-        </w:rPr>
-        <w:t xml:space="preserve"> - </w:t>
-      </w:r>
-      <w:r>
-        <w:rPr>
-          <w:rFonts w:ascii="Times New Roman" w:hAnsi="Times New Roman" w:cs="Times New Roman"/>
-          <w:sz w:val="24"/>
-          <w:szCs w:val="24"/>
-        </w:rPr>
-        <w:t> ГОСТ 34.602-89</w:t>
+        <w:t>Total со of ownership (ТСО — совокупная стоимость владения). Метод предполагает количественную оценку затрат на внедрение и сопровождение программного обеспечения</w:t>
       </w:r>
       <w:r>
         <w:rPr>
@@ -2095,16 +2193,6 @@
         </w:rPr>
         <w:t>.</w:t>
       </w:r>
-    </w:p>
-    <w:p>
-      <w:pPr>
-        <w:pStyle w:val="a3"/>
-        <w:rPr>
-          <w:rFonts w:ascii="Times New Roman" w:hAnsi="Times New Roman" w:cs="Times New Roman"/>
-          <w:sz w:val="24"/>
-          <w:szCs w:val="24"/>
-        </w:rPr>
-      </w:pPr>
     </w:p>
     <w:p>
       <w:pPr>
@@ -2311,6 +2399,95 @@
     </w:lvl>
   </w:abstractNum>
   <w:abstractNum w:abstractNumId="2" w15:restartNumberingAfterBreak="0">
+    <w:nsid w:val="5E5F3811"/>
+    <w:multiLevelType w:val="hybridMultilevel"/>
+    <w:tmpl w:val="29BEB850"/>
+    <w:lvl w:ilvl="0" w:tplc="428098D8">
+      <w:start w:val="1"/>
+      <w:numFmt w:val="decimal"/>
+      <w:lvlText w:val="%1)"/>
+      <w:lvlJc w:val="left"/>
+      <w:pPr>
+        <w:ind w:left="1428" w:hanging="360"/>
+      </w:pPr>
+      <w:rPr>
+        <w:rFonts w:hint="default"/>
+      </w:rPr>
+    </w:lvl>
+    <w:lvl w:ilvl="1" w:tplc="04190019" w:tentative="1">
+      <w:start w:val="1"/>
+      <w:numFmt w:val="lowerLetter"/>
+      <w:lvlText w:val="%2."/>
+      <w:lvlJc w:val="left"/>
+      <w:pPr>
+        <w:ind w:left="2148" w:hanging="360"/>
+      </w:pPr>
+    </w:lvl>
+    <w:lvl w:ilvl="2" w:tplc="0419001B" w:tentative="1">
+      <w:start w:val="1"/>
+      <w:numFmt w:val="lowerRoman"/>
+      <w:lvlText w:val="%3."/>
+      <w:lvlJc w:val="right"/>
+      <w:pPr>
+        <w:ind w:left="2868" w:hanging="180"/>
+      </w:pPr>
+    </w:lvl>
+    <w:lvl w:ilvl="3" w:tplc="0419000F" w:tentative="1">
+      <w:start w:val="1"/>
+      <w:numFmt w:val="decimal"/>
+      <w:lvlText w:val="%4."/>
+      <w:lvlJc w:val="left"/>
+      <w:pPr>
+        <w:ind w:left="3588" w:hanging="360"/>
+      </w:pPr>
+    </w:lvl>
+    <w:lvl w:ilvl="4" w:tplc="04190019" w:tentative="1">
+      <w:start w:val="1"/>
+      <w:numFmt w:val="lowerLetter"/>
+      <w:lvlText w:val="%5."/>
+      <w:lvlJc w:val="left"/>
+      <w:pPr>
+        <w:ind w:left="4308" w:hanging="360"/>
+      </w:pPr>
+    </w:lvl>
+    <w:lvl w:ilvl="5" w:tplc="0419001B" w:tentative="1">
+      <w:start w:val="1"/>
+      <w:numFmt w:val="lowerRoman"/>
+      <w:lvlText w:val="%6."/>
+      <w:lvlJc w:val="right"/>
+      <w:pPr>
+        <w:ind w:left="5028" w:hanging="180"/>
+      </w:pPr>
+    </w:lvl>
+    <w:lvl w:ilvl="6" w:tplc="0419000F" w:tentative="1">
+      <w:start w:val="1"/>
+      <w:numFmt w:val="decimal"/>
+      <w:lvlText w:val="%7."/>
+      <w:lvlJc w:val="left"/>
+      <w:pPr>
+        <w:ind w:left="5748" w:hanging="360"/>
+      </w:pPr>
+    </w:lvl>
+    <w:lvl w:ilvl="7" w:tplc="04190019" w:tentative="1">
+      <w:start w:val="1"/>
+      <w:numFmt w:val="lowerLetter"/>
+      <w:lvlText w:val="%8."/>
+      <w:lvlJc w:val="left"/>
+      <w:pPr>
+        <w:ind w:left="6468" w:hanging="360"/>
+      </w:pPr>
+    </w:lvl>
+    <w:lvl w:ilvl="8" w:tplc="0419001B" w:tentative="1">
+      <w:start w:val="1"/>
+      <w:numFmt w:val="lowerRoman"/>
+      <w:lvlText w:val="%9."/>
+      <w:lvlJc w:val="right"/>
+      <w:pPr>
+        <w:ind w:left="7188" w:hanging="180"/>
+      </w:pPr>
+    </w:lvl>
+  </w:abstractNum>
+  <w:abstractNum w:abstractNumId="3" w15:restartNumberingAfterBreak="0">
     <w:nsid w:val="64B11661"/>
     <w:multiLevelType w:val="hybridMultilevel"/>
     <w:tmpl w:val="B70273EE"/>
@@ -2400,10 +2577,13 @@
     <w:abstractNumId w:val="0"/>
   </w:num>
   <w:num w:numId="2">
-    <w:abstractNumId w:val="2"/>
+    <w:abstractNumId w:val="3"/>
   </w:num>
   <w:num w:numId="3">
     <w:abstractNumId w:val="1"/>
+  </w:num>
+  <w:num w:numId="4">
+    <w:abstractNumId w:val="2"/>
   </w:num>
 </w:numbering>
 </file>
